--- a/5_Topicos-Especiais-em-Robotica/Avaliacoes/Scratch/Atividade-Scratch.docx
+++ b/5_Topicos-Especiais-em-Robotica/Avaliacoes/Scratch/Atividade-Scratch.docx
@@ -30,7 +30,7 @@
               <w:spacing w:line="360" w:lineRule="auto"/>
               <w:jc w:val="center"/>
               <w:rPr>
-                <w:rFonts w:ascii="Didot" w:hAnsi="Didot" w:cs="Didot" w:hint="cs"/>
+                <w:rFonts w:ascii="Didot" w:hAnsi="Didot" w:cs="Didot"/>
               </w:rPr>
             </w:pPr>
             <w:r>
@@ -89,8 +89,9 @@
           <w:p>
             <w:pPr>
               <w:spacing w:line="360" w:lineRule="auto"/>
-              <w:rPr>
-                <w:rFonts w:ascii="Didot" w:hAnsi="Didot" w:cs="Didot" w:hint="cs"/>
+              <w:jc w:val="both"/>
+              <w:rPr>
+                <w:rFonts w:ascii="Didot" w:hAnsi="Didot" w:cs="Didot"/>
               </w:rPr>
             </w:pPr>
             <w:r>
@@ -103,8 +104,9 @@
           <w:p>
             <w:pPr>
               <w:spacing w:line="360" w:lineRule="auto"/>
-              <w:rPr>
-                <w:rFonts w:ascii="Didot" w:hAnsi="Didot" w:cs="Didot" w:hint="cs"/>
+              <w:jc w:val="both"/>
+              <w:rPr>
+                <w:rFonts w:ascii="Didot" w:hAnsi="Didot" w:cs="Didot"/>
               </w:rPr>
             </w:pPr>
             <w:r>
@@ -117,21 +119,58 @@
           <w:p>
             <w:pPr>
               <w:spacing w:line="360" w:lineRule="auto"/>
+              <w:jc w:val="both"/>
+              <w:rPr>
+                <w:rFonts w:ascii="Didot" w:hAnsi="Didot" w:cs="Didot"/>
+              </w:rPr>
+            </w:pPr>
+            <w:r>
               <w:rPr>
                 <w:rFonts w:ascii="Didot" w:hAnsi="Didot" w:cs="Didot" w:hint="cs"/>
               </w:rPr>
-            </w:pPr>
+              <w:t>Discente: Cintia I</w:t>
+            </w:r>
+            <w:r>
+              <w:rPr>
+                <w:rFonts w:ascii="Didot" w:hAnsi="Didot" w:cs="Didot"/>
+              </w:rPr>
+              <w:t>zumi</w:t>
+            </w:r>
             <w:r>
               <w:rPr>
                 <w:rFonts w:ascii="Didot" w:hAnsi="Didot" w:cs="Didot" w:hint="cs"/>
               </w:rPr>
-              <w:t>Discente: Cintia I. Shinoda</w:t>
-            </w:r>
-            <w:r>
-              <w:rPr>
-                <w:rFonts w:ascii="Didot" w:hAnsi="Didot" w:cs="Didot"/>
-              </w:rPr>
-              <w:t xml:space="preserve">                        Maio / 2026</w:t>
+              <w:t xml:space="preserve"> Shinoda</w:t>
+            </w:r>
+            <w:r>
+              <w:rPr>
+                <w:rFonts w:ascii="Didot" w:hAnsi="Didot" w:cs="Didot"/>
+              </w:rPr>
+              <w:t xml:space="preserve">              </w:t>
+            </w:r>
+            <w:r>
+              <w:rPr>
+                <w:rFonts w:ascii="Didot" w:hAnsi="Didot" w:cs="Didot"/>
+              </w:rPr>
+              <w:t xml:space="preserve"> </w:t>
+            </w:r>
+            <w:r>
+              <w:rPr>
+                <w:rFonts w:ascii="Didot" w:hAnsi="Didot" w:cs="Didot"/>
+              </w:rPr>
+              <w:t xml:space="preserve"> </w:t>
+            </w:r>
+            <w:r>
+              <w:rPr>
+                <w:rFonts w:ascii="Didot" w:hAnsi="Didot" w:cs="Didot"/>
+              </w:rPr>
+              <w:t>Junho</w:t>
+            </w:r>
+            <w:r>
+              <w:rPr>
+                <w:rFonts w:ascii="Didot" w:hAnsi="Didot" w:cs="Didot"/>
+              </w:rPr>
+              <w:t xml:space="preserve"> / 2026</w:t>
             </w:r>
           </w:p>
         </w:tc>
@@ -141,7 +180,9 @@
       <w:pPr>
         <w:spacing w:line="360" w:lineRule="auto"/>
         <w:rPr>
-          <w:rFonts w:ascii="Didot" w:hAnsi="Didot" w:cs="Didot" w:hint="cs"/>
+          <w:rFonts w:ascii="Didot" w:hAnsi="Didot" w:cs="Didot"/>
+          <w:sz w:val="20"/>
+          <w:szCs w:val="20"/>
         </w:rPr>
       </w:pPr>
     </w:p>
@@ -162,20 +203,10 @@
     </w:p>
     <w:p>
       <w:pPr>
-        <w:spacing w:after="0" w:line="360" w:lineRule="auto"/>
-        <w:rPr>
-          <w:rFonts w:ascii="Didot" w:hAnsi="Didot" w:cs="Didot" w:hint="cs"/>
-          <w:sz w:val="22"/>
-          <w:szCs w:val="22"/>
-        </w:rPr>
-      </w:pPr>
-    </w:p>
-    <w:p>
-      <w:pPr>
         <w:pStyle w:val="NormalWeb"/>
         <w:spacing w:before="0" w:beforeAutospacing="0" w:after="0" w:afterAutospacing="0" w:line="360" w:lineRule="auto"/>
         <w:rPr>
-          <w:rFonts w:ascii="Didot" w:hAnsi="Didot" w:cs="Didot"/>
+          <w:rFonts w:ascii="Didot" w:hAnsi="Didot" w:cs="Didot" w:hint="cs"/>
           <w:sz w:val="22"/>
           <w:szCs w:val="22"/>
         </w:rPr>
@@ -252,7 +283,7 @@
       </w:r>
       <w:r>
         <w:rPr>
-          <w:rFonts w:ascii="Didot" w:hAnsi="Didot" w:cs="Didot"/>
+          <w:rFonts w:ascii="Didot" w:hAnsi="Didot" w:cs="Didot" w:hint="cs"/>
           <w:sz w:val="22"/>
           <w:szCs w:val="22"/>
         </w:rPr>
@@ -264,7 +295,7 @@
         <w:pStyle w:val="NormalWeb"/>
         <w:spacing w:before="0" w:beforeAutospacing="0" w:after="0" w:afterAutospacing="0" w:line="360" w:lineRule="auto"/>
         <w:rPr>
-          <w:rFonts w:ascii="Didot" w:hAnsi="Didot" w:cs="Didot"/>
+          <w:rFonts w:ascii="Didot" w:hAnsi="Didot" w:cs="Didot" w:hint="cs"/>
           <w:sz w:val="22"/>
           <w:szCs w:val="22"/>
         </w:rPr>
@@ -295,15 +326,7 @@
           <w:sz w:val="22"/>
           <w:szCs w:val="22"/>
         </w:rPr>
-        <w:t>Para desenhar o polígono, use o ângulo:</w:t>
-      </w:r>
-      <w:r>
-        <w:rPr>
-          <w:rFonts w:ascii="Didot" w:hAnsi="Didot" w:cs="Didot"/>
-          <w:sz w:val="22"/>
-          <w:szCs w:val="22"/>
-        </w:rPr>
-        <w:t xml:space="preserve"> </w:t>
+        <w:t xml:space="preserve">Para desenhar o polígono, use o ângulo: </w:t>
       </w:r>
       <m:oMath>
         <m:r>
@@ -311,7 +334,7 @@
             <m:sty m:val="p"/>
           </m:rPr>
           <w:rPr>
-            <w:rFonts w:ascii="Cambria Math" w:hAnsi="Cambria Math" w:cs="Didot"/>
+            <w:rFonts w:ascii="Cambria Math" w:hAnsi="Cambria Math" w:cs="Didot" w:hint="cs"/>
             <w:sz w:val="22"/>
             <w:szCs w:val="22"/>
           </w:rPr>
@@ -319,7 +342,7 @@
         </m:r>
         <m:r>
           <w:rPr>
-            <w:rFonts w:ascii="Cambria Math" w:hAnsi="Cambria Math" w:cs="Didot"/>
+            <w:rFonts w:ascii="Cambria Math" w:hAnsi="Cambria Math" w:cs="Didot" w:hint="cs"/>
             <w:sz w:val="22"/>
             <w:szCs w:val="22"/>
           </w:rPr>
@@ -329,7 +352,7 @@
           <m:fPr>
             <m:ctrlPr>
               <w:rPr>
-                <w:rFonts w:ascii="Cambria Math" w:hAnsi="Cambria Math" w:cs="Didot"/>
+                <w:rFonts w:ascii="Cambria Math" w:hAnsi="Cambria Math" w:cs="Didot" w:hint="cs"/>
                 <w:sz w:val="22"/>
                 <w:szCs w:val="22"/>
               </w:rPr>
@@ -338,7 +361,7 @@
           <m:num>
             <m:r>
               <w:rPr>
-                <w:rFonts w:ascii="Cambria Math" w:hAnsi="Cambria Math" w:cs="Didot"/>
+                <w:rFonts w:ascii="Cambria Math" w:hAnsi="Cambria Math" w:cs="Didot" w:hint="cs"/>
                 <w:sz w:val="22"/>
                 <w:szCs w:val="22"/>
               </w:rPr>
@@ -346,7 +369,7 @@
             </m:r>
             <m:ctrlPr>
               <w:rPr>
-                <w:rFonts w:ascii="Cambria Math" w:hAnsi="Cambria Math" w:cs="Didot"/>
+                <w:rFonts w:ascii="Cambria Math" w:hAnsi="Cambria Math" w:cs="Didot" w:hint="cs"/>
                 <w:i/>
                 <w:sz w:val="22"/>
                 <w:szCs w:val="22"/>
@@ -356,7 +379,7 @@
           <m:den>
             <m:r>
               <w:rPr>
-                <w:rFonts w:ascii="Cambria Math" w:hAnsi="Cambria Math" w:cs="Didot"/>
+                <w:rFonts w:ascii="Cambria Math" w:hAnsi="Cambria Math" w:cs="Didot" w:hint="cs"/>
                 <w:sz w:val="22"/>
                 <w:szCs w:val="22"/>
               </w:rPr>
@@ -364,7 +387,7 @@
             </m:r>
             <m:ctrlPr>
               <w:rPr>
-                <w:rFonts w:ascii="Cambria Math" w:hAnsi="Cambria Math" w:cs="Didot"/>
+                <w:rFonts w:ascii="Cambria Math" w:hAnsi="Cambria Math" w:cs="Didot" w:hint="cs"/>
                 <w:i/>
                 <w:sz w:val="22"/>
                 <w:szCs w:val="22"/>
@@ -409,34 +432,18 @@
         <w:pStyle w:val="NormalWeb"/>
         <w:spacing w:before="0" w:beforeAutospacing="0" w:after="0" w:afterAutospacing="0" w:line="360" w:lineRule="auto"/>
         <w:rPr>
-          <w:rFonts w:ascii="Didot" w:hAnsi="Didot" w:cs="Didot"/>
-          <w:sz w:val="22"/>
-          <w:szCs w:val="22"/>
-        </w:rPr>
-      </w:pPr>
-      <w:r>
-        <w:rPr>
-          <w:rFonts w:ascii="Didot" w:hAnsi="Didot" w:cs="Didot"/>
-          <w:sz w:val="22"/>
-          <w:szCs w:val="22"/>
-        </w:rPr>
-        <w:t xml:space="preserve">- </w:t>
-      </w:r>
-      <w:r>
-        <w:rPr>
-          <w:rFonts w:ascii="Didot" w:hAnsi="Didot" w:cs="Didot" w:hint="cs"/>
-          <w:sz w:val="22"/>
-          <w:szCs w:val="22"/>
-        </w:rPr>
-        <w:t>Andar o tamanho do lad</w:t>
-      </w:r>
-      <w:r>
-        <w:rPr>
-          <w:rFonts w:ascii="Didot" w:hAnsi="Didot" w:cs="Didot"/>
-          <w:sz w:val="22"/>
-          <w:szCs w:val="22"/>
-        </w:rPr>
-        <w:t>o</w:t>
+          <w:rFonts w:ascii="Didot" w:hAnsi="Didot" w:cs="Didot" w:hint="cs"/>
+          <w:sz w:val="22"/>
+          <w:szCs w:val="22"/>
+        </w:rPr>
+      </w:pPr>
+      <w:r>
+        <w:rPr>
+          <w:rFonts w:ascii="Didot" w:hAnsi="Didot" w:cs="Didot" w:hint="cs"/>
+          <w:sz w:val="22"/>
+          <w:szCs w:val="22"/>
+        </w:rPr>
+        <w:t>- Andar o tamanho do lado</w:t>
       </w:r>
     </w:p>
     <w:p>
@@ -451,19 +458,11 @@
       </w:pPr>
       <w:r>
         <w:rPr>
-          <w:rFonts w:ascii="Didot" w:hAnsi="Didot" w:cs="Didot"/>
-          <w:sz w:val="22"/>
-          <w:szCs w:val="22"/>
-        </w:rPr>
-        <w:t xml:space="preserve">- </w:t>
-      </w:r>
-      <w:r>
-        <w:rPr>
-          <w:rFonts w:ascii="Didot" w:hAnsi="Didot" w:cs="Didot" w:hint="cs"/>
-          <w:sz w:val="22"/>
-          <w:szCs w:val="22"/>
-        </w:rPr>
-        <w:t xml:space="preserve">Girar </w:t>
+          <w:rFonts w:ascii="Didot" w:hAnsi="Didot" w:cs="Didot" w:hint="cs"/>
+          <w:sz w:val="22"/>
+          <w:szCs w:val="22"/>
+        </w:rPr>
+        <w:t xml:space="preserve">- Girar </w:t>
       </w:r>
       <m:oMath>
         <m:r>
@@ -471,7 +470,7 @@
             <m:sty m:val="p"/>
           </m:rPr>
           <w:rPr>
-            <w:rFonts w:ascii="Cambria Math" w:hAnsi="Cambria Math" w:cs="Didot"/>
+            <w:rFonts w:ascii="Cambria Math" w:hAnsi="Cambria Math" w:cs="Didot" w:hint="cs"/>
             <w:sz w:val="22"/>
             <w:szCs w:val="22"/>
           </w:rPr>
@@ -492,7 +491,7 @@
         <w:pStyle w:val="NormalWeb"/>
         <w:spacing w:before="0" w:beforeAutospacing="0" w:after="0" w:afterAutospacing="0" w:line="360" w:lineRule="auto"/>
         <w:rPr>
-          <w:rFonts w:ascii="Didot" w:hAnsi="Didot" w:cs="Didot"/>
+          <w:rFonts w:ascii="Didot" w:hAnsi="Didot" w:cs="Didot" w:hint="cs"/>
           <w:sz w:val="22"/>
           <w:szCs w:val="22"/>
         </w:rPr>
@@ -545,26 +544,18 @@
         <w:pStyle w:val="NormalWeb"/>
         <w:spacing w:before="0" w:beforeAutospacing="0" w:after="0" w:afterAutospacing="0" w:line="360" w:lineRule="auto"/>
         <w:rPr>
-          <w:rFonts w:ascii="Didot" w:hAnsi="Didot" w:cs="Didot"/>
-          <w:sz w:val="22"/>
-          <w:szCs w:val="22"/>
-        </w:rPr>
-      </w:pPr>
-      <w:r>
-        <w:rPr>
-          <w:rFonts w:ascii="Didot" w:hAnsi="Didot" w:cs="Didot"/>
-          <w:sz w:val="22"/>
-          <w:szCs w:val="22"/>
-        </w:rPr>
-        <w:t xml:space="preserve">- </w:t>
-      </w:r>
-      <w:r>
-        <w:rPr>
-          <w:rFonts w:ascii="Didot" w:hAnsi="Didot" w:cs="Didot" w:hint="cs"/>
-          <w:sz w:val="22"/>
-          <w:szCs w:val="22"/>
-        </w:rPr>
-        <w:t>Pedir os valores de n e tamanho</w:t>
+          <w:rFonts w:ascii="Didot" w:hAnsi="Didot" w:cs="Didot" w:hint="cs"/>
+          <w:sz w:val="22"/>
+          <w:szCs w:val="22"/>
+        </w:rPr>
+      </w:pPr>
+      <w:r>
+        <w:rPr>
+          <w:rFonts w:ascii="Didot" w:hAnsi="Didot" w:cs="Didot" w:hint="cs"/>
+          <w:sz w:val="22"/>
+          <w:szCs w:val="22"/>
+        </w:rPr>
+        <w:t>- Pedir os valores de n e tamanho</w:t>
       </w:r>
       <w:r>
         <w:rPr>
@@ -573,22 +564,7 @@
           <w:szCs w:val="22"/>
         </w:rPr>
         <w:br/>
-      </w:r>
-      <w:r>
-        <w:rPr>
-          <w:rFonts w:ascii="Didot" w:hAnsi="Didot" w:cs="Didot"/>
-          <w:sz w:val="22"/>
-          <w:szCs w:val="22"/>
-        </w:rPr>
-        <w:t xml:space="preserve">- </w:t>
-      </w:r>
-      <w:r>
-        <w:rPr>
-          <w:rFonts w:ascii="Didot" w:hAnsi="Didot" w:cs="Didot" w:hint="cs"/>
-          <w:sz w:val="22"/>
-          <w:szCs w:val="22"/>
-        </w:rPr>
-        <w:t>Validar se n ≥ 3</w:t>
+        <w:t>- Validar se n ≥ 3</w:t>
       </w:r>
       <w:r>
         <w:rPr>
@@ -597,22 +573,7 @@
           <w:szCs w:val="22"/>
         </w:rPr>
         <w:br/>
-      </w:r>
-      <w:r>
-        <w:rPr>
-          <w:rFonts w:ascii="Didot" w:hAnsi="Didot" w:cs="Didot"/>
-          <w:sz w:val="22"/>
-          <w:szCs w:val="22"/>
-        </w:rPr>
-        <w:t xml:space="preserve">- </w:t>
-      </w:r>
-      <w:r>
-        <w:rPr>
-          <w:rFonts w:ascii="Didot" w:hAnsi="Didot" w:cs="Didot" w:hint="cs"/>
-          <w:sz w:val="22"/>
-          <w:szCs w:val="22"/>
-        </w:rPr>
-        <w:t>Usar a caneta para desenhar</w:t>
+        <w:t>- Usar a caneta para desenhar</w:t>
       </w:r>
       <w:r>
         <w:rPr>
@@ -621,22 +582,7 @@
           <w:szCs w:val="22"/>
         </w:rPr>
         <w:br/>
-      </w:r>
-      <w:r>
-        <w:rPr>
-          <w:rFonts w:ascii="Didot" w:hAnsi="Didot" w:cs="Didot"/>
-          <w:sz w:val="22"/>
-          <w:szCs w:val="22"/>
-        </w:rPr>
-        <w:t xml:space="preserve">- </w:t>
-      </w:r>
-      <w:r>
-        <w:rPr>
-          <w:rFonts w:ascii="Didot" w:hAnsi="Didot" w:cs="Didot" w:hint="cs"/>
-          <w:sz w:val="22"/>
-          <w:szCs w:val="22"/>
-        </w:rPr>
-        <w:t>Utilizar um laço de repetição</w:t>
+        <w:t>- Utilizar um laço de repetição</w:t>
       </w:r>
       <w:r>
         <w:rPr>
@@ -645,22 +591,7 @@
           <w:szCs w:val="22"/>
         </w:rPr>
         <w:br/>
-      </w:r>
-      <w:r>
-        <w:rPr>
-          <w:rFonts w:ascii="Didot" w:hAnsi="Didot" w:cs="Didot"/>
-          <w:sz w:val="22"/>
-          <w:szCs w:val="22"/>
-        </w:rPr>
-        <w:t xml:space="preserve">- </w:t>
-      </w:r>
-      <w:r>
-        <w:rPr>
-          <w:rFonts w:ascii="Didot" w:hAnsi="Didot" w:cs="Didot" w:hint="cs"/>
-          <w:sz w:val="22"/>
-          <w:szCs w:val="22"/>
-        </w:rPr>
-        <w:t>Fechar a figura corretamente</w:t>
+        <w:t>- Fechar a figura corretamente</w:t>
       </w:r>
     </w:p>
     <w:p>
@@ -668,7 +599,7 @@
         <w:pStyle w:val="NormalWeb"/>
         <w:spacing w:before="0" w:beforeAutospacing="0" w:after="0" w:afterAutospacing="0" w:line="360" w:lineRule="auto"/>
         <w:rPr>
-          <w:rFonts w:ascii="Didot" w:hAnsi="Didot" w:cs="Didot"/>
+          <w:rFonts w:ascii="Didot" w:hAnsi="Didot" w:cs="Didot" w:hint="cs"/>
           <w:sz w:val="22"/>
           <w:szCs w:val="22"/>
         </w:rPr>
@@ -679,7 +610,7 @@
         <w:pStyle w:val="NormalWeb"/>
         <w:spacing w:before="0" w:beforeAutospacing="0" w:after="0" w:afterAutospacing="0" w:line="360" w:lineRule="auto"/>
         <w:rPr>
-          <w:rFonts w:ascii="Didot" w:hAnsi="Didot" w:cs="Didot"/>
+          <w:rFonts w:ascii="Didot" w:hAnsi="Didot" w:cs="Didot" w:hint="cs"/>
           <w:sz w:val="22"/>
           <w:szCs w:val="22"/>
         </w:rPr>
@@ -690,7 +621,7 @@
         <w:pStyle w:val="NormalWeb"/>
         <w:spacing w:before="0" w:beforeAutospacing="0" w:after="0" w:afterAutospacing="0" w:line="360" w:lineRule="auto"/>
         <w:rPr>
-          <w:rFonts w:ascii="Didot" w:hAnsi="Didot" w:cs="Didot"/>
+          <w:rFonts w:ascii="Didot" w:hAnsi="Didot" w:cs="Didot" w:hint="cs"/>
           <w:sz w:val="22"/>
           <w:szCs w:val="22"/>
         </w:rPr>
@@ -701,7 +632,7 @@
         <w:pStyle w:val="NormalWeb"/>
         <w:spacing w:before="0" w:beforeAutospacing="0" w:after="0" w:afterAutospacing="0" w:line="360" w:lineRule="auto"/>
         <w:rPr>
-          <w:rFonts w:ascii="Didot" w:hAnsi="Didot" w:cs="Didot"/>
+          <w:rFonts w:ascii="Didot" w:hAnsi="Didot" w:cs="Didot" w:hint="cs"/>
           <w:sz w:val="22"/>
           <w:szCs w:val="22"/>
         </w:rPr>
@@ -712,7 +643,7 @@
         <w:pStyle w:val="NormalWeb"/>
         <w:spacing w:before="0" w:beforeAutospacing="0" w:after="0" w:afterAutospacing="0" w:line="360" w:lineRule="auto"/>
         <w:rPr>
-          <w:rFonts w:ascii="Didot" w:hAnsi="Didot" w:cs="Didot" w:hint="cs"/>
+          <w:rFonts w:ascii="Didot" w:hAnsi="Didot" w:cs="Didot"/>
           <w:sz w:val="22"/>
           <w:szCs w:val="22"/>
         </w:rPr>
@@ -724,57 +655,45 @@
         <w:spacing w:before="0" w:beforeAutospacing="0" w:after="0" w:afterAutospacing="0" w:line="360" w:lineRule="auto"/>
         <w:rPr>
           <w:rFonts w:ascii="Didot" w:hAnsi="Didot" w:cs="Didot" w:hint="cs"/>
-          <w:b/>
-          <w:bCs/>
-          <w:sz w:val="22"/>
-          <w:szCs w:val="22"/>
-        </w:rPr>
-      </w:pPr>
-      <w:r>
-        <w:rPr>
-          <w:rFonts w:ascii="Didot" w:hAnsi="Didot" w:cs="Didot" w:hint="cs"/>
-          <w:b/>
-          <w:bCs/>
-          <w:sz w:val="22"/>
-          <w:szCs w:val="22"/>
-        </w:rPr>
+          <w:sz w:val="22"/>
+          <w:szCs w:val="22"/>
+        </w:rPr>
+      </w:pPr>
+    </w:p>
+    <w:p>
+      <w:pPr>
+        <w:pStyle w:val="Heading2"/>
+      </w:pPr>
+      <w:r>
         <w:lastRenderedPageBreak/>
-        <w:t>Entregas:</w:t>
-      </w:r>
-    </w:p>
-    <w:p>
-      <w:pPr>
-        <w:pStyle w:val="NormalWeb"/>
-        <w:spacing w:before="0" w:beforeAutospacing="0" w:after="0" w:afterAutospacing="0" w:line="360" w:lineRule="auto"/>
+        <w:t>CÓDIGO NO SCRATCH</w:t>
+      </w:r>
+    </w:p>
+    <w:p>
+      <w:pPr>
+        <w:spacing w:after="0" w:line="360" w:lineRule="auto"/>
+        <w:jc w:val="both"/>
+        <w:rPr>
+          <w:rFonts w:ascii="Courier New" w:hAnsi="Courier New" w:cs="Courier New"/>
+          <w:sz w:val="22"/>
+          <w:szCs w:val="22"/>
+        </w:rPr>
+      </w:pPr>
+      <w:r>
         <w:rPr>
           <w:rFonts w:ascii="Didot" w:hAnsi="Didot" w:cs="Didot"/>
           <w:sz w:val="22"/>
           <w:szCs w:val="22"/>
         </w:rPr>
-      </w:pPr>
+        <w:t xml:space="preserve">O código </w:t>
+      </w:r>
       <w:r>
         <w:rPr>
           <w:rFonts w:ascii="Didot" w:hAnsi="Didot" w:cs="Didot"/>
           <w:sz w:val="22"/>
           <w:szCs w:val="22"/>
         </w:rPr>
-        <w:t xml:space="preserve">- </w:t>
-      </w:r>
-      <w:r>
-        <w:rPr>
-          <w:rFonts w:ascii="Didot" w:hAnsi="Didot" w:cs="Didot" w:hint="cs"/>
-          <w:sz w:val="22"/>
-          <w:szCs w:val="22"/>
-        </w:rPr>
-        <w:t>Código no Scratch (print ou link)</w:t>
-      </w:r>
-      <w:r>
-        <w:rPr>
-          <w:rFonts w:ascii="Didot" w:hAnsi="Didot" w:cs="Didot" w:hint="cs"/>
-          <w:sz w:val="22"/>
-          <w:szCs w:val="22"/>
-        </w:rPr>
-        <w:br/>
+        <w:t xml:space="preserve">também </w:t>
       </w:r>
       <w:r>
         <w:rPr>
@@ -782,23 +701,7 @@
           <w:sz w:val="22"/>
           <w:szCs w:val="22"/>
         </w:rPr>
-        <w:t xml:space="preserve">- </w:t>
-      </w:r>
-      <w:r>
-        <w:rPr>
-          <w:rFonts w:ascii="Didot" w:hAnsi="Didot" w:cs="Didot" w:hint="cs"/>
-          <w:sz w:val="22"/>
-          <w:szCs w:val="22"/>
-        </w:rPr>
-        <w:t>Explicação do algoritmo</w:t>
-      </w:r>
-      <w:r>
-        <w:rPr>
-          <w:rFonts w:ascii="Didot" w:hAnsi="Didot" w:cs="Didot" w:hint="cs"/>
-          <w:sz w:val="22"/>
-          <w:szCs w:val="22"/>
-        </w:rPr>
-        <w:br/>
+        <w:t>está</w:t>
       </w:r>
       <w:r>
         <w:rPr>
@@ -806,216 +709,1682 @@
           <w:sz w:val="22"/>
           <w:szCs w:val="22"/>
         </w:rPr>
-        <w:t xml:space="preserve">- </w:t>
-      </w:r>
-      <w:r>
-        <w:rPr>
-          <w:rFonts w:ascii="Didot" w:hAnsi="Didot" w:cs="Didot" w:hint="cs"/>
-          <w:sz w:val="22"/>
-          <w:szCs w:val="22"/>
-        </w:rPr>
-        <w:t>Testes com pelo menos:</w:t>
-      </w:r>
-      <w:r>
-        <w:rPr>
-          <w:rFonts w:ascii="Didot" w:hAnsi="Didot" w:cs="Didot" w:hint="cs"/>
-          <w:sz w:val="22"/>
-          <w:szCs w:val="22"/>
-        </w:rPr>
-        <w:br/>
-      </w:r>
-      <w:r>
+        <w:t xml:space="preserve"> disponível no arquivo anexo: </w:t>
+      </w:r>
+      <w:r>
+        <w:rPr>
+          <w:rFonts w:ascii="Courier New" w:hAnsi="Courier New" w:cs="Courier New"/>
+          <w:sz w:val="22"/>
+          <w:szCs w:val="22"/>
+        </w:rPr>
+        <w:t>poligono_regular.sb3</w:t>
+      </w:r>
+    </w:p>
+    <w:p>
+      <w:pPr>
+        <w:spacing w:after="0" w:line="360" w:lineRule="auto"/>
+        <w:jc w:val="center"/>
         <w:rPr>
           <w:rFonts w:ascii="Didot" w:hAnsi="Didot" w:cs="Didot"/>
-          <w:sz w:val="22"/>
-          <w:szCs w:val="22"/>
+        </w:rPr>
+      </w:pPr>
+      <w:r>
+        <w:rPr>
+          <w:rFonts w:ascii="Didot" w:hAnsi="Didot" w:cs="Didot"/>
+          <w:noProof/>
+        </w:rPr>
+        <w:drawing>
+          <wp:inline distT="0" distB="0" distL="0" distR="0" wp14:anchorId="3BDD4D4C" wp14:editId="144758EC">
+            <wp:extent cx="3951798" cy="7323414"/>
+            <wp:effectExtent l="0" t="0" r="0" b="5080"/>
+            <wp:docPr id="510052663" name="Picture 1"/>
+            <wp:cNvGraphicFramePr>
+              <a:graphicFrameLocks xmlns:a="http://schemas.openxmlformats.org/drawingml/2006/main" noChangeAspect="1"/>
+            </wp:cNvGraphicFramePr>
+            <a:graphic xmlns:a="http://schemas.openxmlformats.org/drawingml/2006/main">
+              <a:graphicData uri="http://schemas.openxmlformats.org/drawingml/2006/picture">
+                <pic:pic xmlns:pic="http://schemas.openxmlformats.org/drawingml/2006/picture">
+                  <pic:nvPicPr>
+                    <pic:cNvPr id="510052663" name="Picture 510052663"/>
+                    <pic:cNvPicPr/>
+                  </pic:nvPicPr>
+                  <pic:blipFill>
+                    <a:blip r:embed="rId5">
+                      <a:extLst>
+                        <a:ext uri="{28A0092B-C50C-407E-A947-70E740481C1C}">
+                          <a14:useLocalDpi xmlns:a14="http://schemas.microsoft.com/office/drawing/2010/main" val="0"/>
+                        </a:ext>
+                      </a:extLst>
+                    </a:blip>
+                    <a:stretch>
+                      <a:fillRect/>
+                    </a:stretch>
+                  </pic:blipFill>
+                  <pic:spPr>
+                    <a:xfrm>
+                      <a:off x="0" y="0"/>
+                      <a:ext cx="4044043" cy="7494362"/>
+                    </a:xfrm>
+                    <a:prstGeom prst="rect">
+                      <a:avLst/>
+                    </a:prstGeom>
+                  </pic:spPr>
+                </pic:pic>
+              </a:graphicData>
+            </a:graphic>
+          </wp:inline>
+        </w:drawing>
+      </w:r>
+    </w:p>
+    <w:p>
+      <w:pPr>
+        <w:spacing w:after="0" w:line="360" w:lineRule="auto"/>
+        <w:jc w:val="center"/>
+        <w:rPr>
+          <w:rFonts w:ascii="Didot" w:hAnsi="Didot" w:cs="Didot"/>
+        </w:rPr>
+      </w:pPr>
+    </w:p>
+    <w:p>
+      <w:pPr>
+        <w:pStyle w:val="Heading2"/>
+      </w:pPr>
+      <w:r>
+        <w:lastRenderedPageBreak/>
+        <w:t>EXPLICAÇÃO DO ALGORITMO</w:t>
+      </w:r>
+    </w:p>
+    <w:p>
+      <w:pPr>
+        <w:pStyle w:val="Heading3"/>
+      </w:pPr>
+      <w:r>
+        <w:t>1 Objetivo</w:t>
+      </w:r>
+    </w:p>
+    <w:p>
+      <w:pPr>
+        <w:spacing w:after="0" w:line="360" w:lineRule="auto"/>
+        <w:jc w:val="both"/>
+        <w:rPr>
+          <w:rFonts w:ascii="Didot" w:hAnsi="Didot" w:cs="Didot"/>
+        </w:rPr>
+      </w:pPr>
+      <w:r>
+        <w:rPr>
+          <w:rFonts w:ascii="Didot" w:hAnsi="Didot" w:cs="Didot"/>
+        </w:rPr>
+        <w:t xml:space="preserve">Controlar o robô (sprite) no Scratch para desenhar um polígono regular de </w:t>
+      </w:r>
+      <m:oMath>
+        <m:r>
+          <w:rPr>
+            <w:rFonts w:ascii="Cambria Math" w:hAnsi="Cambria Math" w:cs="Didot"/>
+          </w:rPr>
+          <m:t>n</m:t>
+        </m:r>
+      </m:oMath>
+    </w:p>
+    <w:p>
+      <w:pPr>
+        <w:spacing w:after="0" w:line="360" w:lineRule="auto"/>
+        <w:jc w:val="both"/>
+        <w:rPr>
+          <w:rFonts w:ascii="Didot" w:hAnsi="Didot" w:cs="Didot"/>
+        </w:rPr>
+      </w:pPr>
+      <w:r>
+        <w:rPr>
+          <w:rFonts w:ascii="Didot" w:hAnsi="Didot" w:cs="Didot"/>
+        </w:rPr>
+        <w:t>lados, dados:</w:t>
+      </w:r>
+    </w:p>
+    <w:p>
+      <w:pPr>
+        <w:spacing w:after="0" w:line="360" w:lineRule="auto"/>
+        <w:jc w:val="both"/>
+        <w:rPr>
+          <w:rFonts w:ascii="Didot" w:hAnsi="Didot" w:cs="Didot"/>
+        </w:rPr>
+      </w:pPr>
+      <w:r>
+        <w:rPr>
+          <w:rFonts w:ascii="Didot" w:hAnsi="Didot" w:cs="Didot"/>
         </w:rPr>
         <w:tab/>
       </w:r>
       <w:r>
         <w:rPr>
+          <w:rFonts w:ascii="Didot" w:hAnsi="Didot" w:cs="Didot"/>
+        </w:rPr>
+        <w:t>-</w:t>
+      </w:r>
+      <w:r>
+        <w:rPr>
+          <w:rFonts w:ascii="Courier New" w:hAnsi="Courier New" w:cs="Courier New"/>
+        </w:rPr>
+        <w:t>n</w:t>
+      </w:r>
+      <w:r>
+        <w:rPr>
+          <w:rFonts w:ascii="Didot" w:hAnsi="Didot" w:cs="Didot"/>
+        </w:rPr>
+        <w:t xml:space="preserve">: número de lados </w:t>
+      </w:r>
+      <w:r>
+        <w:rPr>
+          <w:rFonts w:ascii="Didot" w:hAnsi="Didot" w:cs="Didot"/>
+        </w:rPr>
+        <w:t>(</w:t>
+      </w:r>
+      <m:oMath>
+        <m:r>
+          <w:rPr>
+            <w:rFonts w:ascii="Cambria Math" w:hAnsi="Cambria Math" w:cs="Didot"/>
+          </w:rPr>
+          <m:t>n≥3</m:t>
+        </m:r>
+      </m:oMath>
+      <w:r>
+        <w:rPr>
+          <w:rFonts w:ascii="Didot" w:hAnsi="Didot" w:cs="Didot"/>
+        </w:rPr>
+        <w:t>)</w:t>
+      </w:r>
+    </w:p>
+    <w:p>
+      <w:pPr>
+        <w:spacing w:after="0" w:line="360" w:lineRule="auto"/>
+        <w:jc w:val="both"/>
+        <w:rPr>
+          <w:rFonts w:ascii="Didot" w:hAnsi="Didot" w:cs="Didot"/>
+        </w:rPr>
+      </w:pPr>
+      <w:r>
+        <w:rPr>
+          <w:rFonts w:ascii="Didot" w:hAnsi="Didot" w:cs="Didot"/>
+        </w:rPr>
+        <w:tab/>
+      </w:r>
+      <w:r>
+        <w:rPr>
+          <w:rFonts w:ascii="Didot" w:hAnsi="Didot" w:cs="Didot"/>
+        </w:rPr>
+        <w:t>-</w:t>
+      </w:r>
+      <w:r>
+        <w:rPr>
+          <w:rFonts w:ascii="Courier New" w:hAnsi="Courier New" w:cs="Courier New"/>
+        </w:rPr>
+        <w:t>tamanho</w:t>
+      </w:r>
+      <w:r>
+        <w:rPr>
+          <w:rFonts w:ascii="Didot" w:hAnsi="Didot" w:cs="Didot"/>
+        </w:rPr>
+        <w:t>: comprimento de cada lado em passos</w:t>
+      </w:r>
+    </w:p>
+    <w:p>
+      <w:pPr>
+        <w:spacing w:after="0" w:line="360" w:lineRule="auto"/>
+        <w:jc w:val="both"/>
+        <w:rPr>
+          <w:rFonts w:ascii="Didot" w:hAnsi="Didot" w:cs="Didot"/>
+        </w:rPr>
+      </w:pPr>
+    </w:p>
+    <w:p>
+      <w:pPr>
+        <w:pStyle w:val="Heading3"/>
+      </w:pPr>
+      <w:r>
+        <w:t>2 Explicação passo a passo</w:t>
+      </w:r>
+    </w:p>
+    <w:p/>
+    <w:tbl>
+      <w:tblPr>
+        <w:tblStyle w:val="PlainTable2"/>
+        <w:tblW w:w="0" w:type="auto"/>
+        <w:tblLook w:val="04A0" w:firstRow="1" w:lastRow="0" w:firstColumn="1" w:lastColumn="0" w:noHBand="0" w:noVBand="1"/>
+      </w:tblPr>
+      <w:tblGrid>
+        <w:gridCol w:w="2694"/>
+        <w:gridCol w:w="2976"/>
+        <w:gridCol w:w="3386"/>
+      </w:tblGrid>
+      <w:tr>
+        <w:trPr>
+          <w:cnfStyle w:val="100000000000" w:firstRow="1" w:lastRow="0" w:firstColumn="0" w:lastColumn="0" w:oddVBand="0" w:evenVBand="0" w:oddHBand="0" w:evenHBand="0" w:firstRowFirstColumn="0" w:firstRowLastColumn="0" w:lastRowFirstColumn="0" w:lastRowLastColumn="0"/>
+        </w:trPr>
+        <w:tc>
+          <w:tcPr>
+            <w:cnfStyle w:val="001000000000" w:firstRow="0" w:lastRow="0" w:firstColumn="1" w:lastColumn="0" w:oddVBand="0" w:evenVBand="0" w:oddHBand="0" w:evenHBand="0" w:firstRowFirstColumn="0" w:firstRowLastColumn="0" w:lastRowFirstColumn="0" w:lastRowLastColumn="0"/>
+            <w:tcW w:w="2694" w:type="dxa"/>
+          </w:tcPr>
+          <w:p>
+            <w:pPr>
+              <w:spacing w:line="360" w:lineRule="auto"/>
+              <w:jc w:val="center"/>
+              <w:rPr>
+                <w:rFonts w:ascii="Didot" w:hAnsi="Didot" w:cs="Didot"/>
+              </w:rPr>
+            </w:pPr>
+            <w:r>
+              <w:rPr>
+                <w:rFonts w:ascii="Didot" w:hAnsi="Didot" w:cs="Didot"/>
+              </w:rPr>
+              <w:t>Etapa</w:t>
+            </w:r>
+          </w:p>
+        </w:tc>
+        <w:tc>
+          <w:tcPr>
+            <w:tcW w:w="2976" w:type="dxa"/>
+          </w:tcPr>
+          <w:p>
+            <w:pPr>
+              <w:spacing w:line="360" w:lineRule="auto"/>
+              <w:jc w:val="center"/>
+              <w:cnfStyle w:val="100000000000" w:firstRow="1" w:lastRow="0" w:firstColumn="0" w:lastColumn="0" w:oddVBand="0" w:evenVBand="0" w:oddHBand="0" w:evenHBand="0" w:firstRowFirstColumn="0" w:firstRowLastColumn="0" w:lastRowFirstColumn="0" w:lastRowLastColumn="0"/>
+              <w:rPr>
+                <w:rFonts w:ascii="Didot" w:hAnsi="Didot" w:cs="Didot"/>
+              </w:rPr>
+            </w:pPr>
+            <w:r>
+              <w:rPr>
+                <w:rFonts w:ascii="Didot" w:hAnsi="Didot" w:cs="Didot"/>
+              </w:rPr>
+              <w:t>O que faz</w:t>
+            </w:r>
+          </w:p>
+        </w:tc>
+        <w:tc>
+          <w:tcPr>
+            <w:tcW w:w="3386" w:type="dxa"/>
+          </w:tcPr>
+          <w:p>
+            <w:pPr>
+              <w:spacing w:line="360" w:lineRule="auto"/>
+              <w:jc w:val="center"/>
+              <w:cnfStyle w:val="100000000000" w:firstRow="1" w:lastRow="0" w:firstColumn="0" w:lastColumn="0" w:oddVBand="0" w:evenVBand="0" w:oddHBand="0" w:evenHBand="0" w:firstRowFirstColumn="0" w:firstRowLastColumn="0" w:lastRowFirstColumn="0" w:lastRowLastColumn="0"/>
+              <w:rPr>
+                <w:rFonts w:ascii="Didot" w:hAnsi="Didot" w:cs="Didot"/>
+              </w:rPr>
+            </w:pPr>
+            <w:r>
+              <w:rPr>
+                <w:rFonts w:ascii="Didot" w:hAnsi="Didot" w:cs="Didot"/>
+              </w:rPr>
+              <w:t>Motivo</w:t>
+            </w:r>
+          </w:p>
+        </w:tc>
+      </w:tr>
+      <w:tr>
+        <w:trPr>
+          <w:cnfStyle w:val="000000100000" w:firstRow="0" w:lastRow="0" w:firstColumn="0" w:lastColumn="0" w:oddVBand="0" w:evenVBand="0" w:oddHBand="1" w:evenHBand="0" w:firstRowFirstColumn="0" w:firstRowLastColumn="0" w:lastRowFirstColumn="0" w:lastRowLastColumn="0"/>
+        </w:trPr>
+        <w:tc>
+          <w:tcPr>
+            <w:cnfStyle w:val="001000000000" w:firstRow="0" w:lastRow="0" w:firstColumn="1" w:lastColumn="0" w:oddVBand="0" w:evenVBand="0" w:oddHBand="0" w:evenHBand="0" w:firstRowFirstColumn="0" w:firstRowLastColumn="0" w:lastRowFirstColumn="0" w:lastRowLastColumn="0"/>
+            <w:tcW w:w="2694" w:type="dxa"/>
+            <w:tcBorders>
+              <w:bottom w:val="nil"/>
+            </w:tcBorders>
+          </w:tcPr>
+          <w:p>
+            <w:pPr>
+              <w:spacing w:line="360" w:lineRule="auto"/>
+              <w:rPr>
+                <w:rFonts w:ascii="Didot" w:hAnsi="Didot" w:cs="Didot"/>
+                <w:b w:val="0"/>
+                <w:bCs w:val="0"/>
+                <w:sz w:val="22"/>
+                <w:szCs w:val="22"/>
+              </w:rPr>
+            </w:pPr>
+            <w:r>
+              <w:rPr>
+                <w:rFonts w:ascii="Didot" w:hAnsi="Didot" w:cs="Didot"/>
+                <w:b w:val="0"/>
+                <w:bCs w:val="0"/>
+                <w:sz w:val="22"/>
+                <w:szCs w:val="22"/>
+              </w:rPr>
+              <w:t>Apagar a tela</w:t>
+            </w:r>
+          </w:p>
+        </w:tc>
+        <w:tc>
+          <w:tcPr>
+            <w:tcW w:w="2976" w:type="dxa"/>
+            <w:tcBorders>
+              <w:bottom w:val="nil"/>
+            </w:tcBorders>
+          </w:tcPr>
+          <w:p>
+            <w:pPr>
+              <w:spacing w:line="360" w:lineRule="auto"/>
+              <w:cnfStyle w:val="000000100000" w:firstRow="0" w:lastRow="0" w:firstColumn="0" w:lastColumn="0" w:oddVBand="0" w:evenVBand="0" w:oddHBand="1" w:evenHBand="0" w:firstRowFirstColumn="0" w:firstRowLastColumn="0" w:lastRowFirstColumn="0" w:lastRowLastColumn="0"/>
+              <w:rPr>
+                <w:rFonts w:ascii="Didot" w:hAnsi="Didot" w:cs="Didot"/>
+                <w:sz w:val="22"/>
+                <w:szCs w:val="22"/>
+              </w:rPr>
+            </w:pPr>
+            <w:r>
+              <w:rPr>
+                <w:rFonts w:ascii="Didot" w:hAnsi="Didot" w:cs="Didot"/>
+                <w:sz w:val="22"/>
+                <w:szCs w:val="22"/>
+              </w:rPr>
+              <w:t>Limpa desenhos anteriores</w:t>
+            </w:r>
+          </w:p>
+        </w:tc>
+        <w:tc>
+          <w:tcPr>
+            <w:tcW w:w="3386" w:type="dxa"/>
+            <w:tcBorders>
+              <w:bottom w:val="nil"/>
+            </w:tcBorders>
+          </w:tcPr>
+          <w:p>
+            <w:pPr>
+              <w:spacing w:line="360" w:lineRule="auto"/>
+              <w:cnfStyle w:val="000000100000" w:firstRow="0" w:lastRow="0" w:firstColumn="0" w:lastColumn="0" w:oddVBand="0" w:evenVBand="0" w:oddHBand="1" w:evenHBand="0" w:firstRowFirstColumn="0" w:firstRowLastColumn="0" w:lastRowFirstColumn="0" w:lastRowLastColumn="0"/>
+              <w:rPr>
+                <w:rFonts w:ascii="Didot" w:hAnsi="Didot" w:cs="Didot"/>
+                <w:sz w:val="22"/>
+                <w:szCs w:val="22"/>
+              </w:rPr>
+            </w:pPr>
+            <w:r>
+              <w:rPr>
+                <w:rFonts w:ascii="Didot" w:hAnsi="Didot" w:cs="Didot"/>
+                <w:sz w:val="22"/>
+                <w:szCs w:val="22"/>
+              </w:rPr>
+              <w:t>Evita sobrepor figuras de execuções passadas</w:t>
+            </w:r>
+          </w:p>
+        </w:tc>
+      </w:tr>
+      <w:tr>
+        <w:tc>
+          <w:tcPr>
+            <w:cnfStyle w:val="001000000000" w:firstRow="0" w:lastRow="0" w:firstColumn="1" w:lastColumn="0" w:oddVBand="0" w:evenVBand="0" w:oddHBand="0" w:evenHBand="0" w:firstRowFirstColumn="0" w:firstRowLastColumn="0" w:lastRowFirstColumn="0" w:lastRowLastColumn="0"/>
+            <w:tcW w:w="2694" w:type="dxa"/>
+            <w:tcBorders>
+              <w:top w:val="nil"/>
+              <w:bottom w:val="nil"/>
+            </w:tcBorders>
+          </w:tcPr>
+          <w:p>
+            <w:pPr>
+              <w:spacing w:line="360" w:lineRule="auto"/>
+              <w:rPr>
+                <w:rFonts w:ascii="Didot" w:hAnsi="Didot" w:cs="Didot"/>
+                <w:b w:val="0"/>
+                <w:bCs w:val="0"/>
+                <w:sz w:val="22"/>
+                <w:szCs w:val="22"/>
+              </w:rPr>
+            </w:pPr>
+            <w:r>
+              <w:rPr>
+                <w:rFonts w:ascii="Didot" w:hAnsi="Didot" w:cs="Didot"/>
+                <w:b w:val="0"/>
+                <w:bCs w:val="0"/>
+                <w:sz w:val="22"/>
+                <w:szCs w:val="22"/>
+              </w:rPr>
+              <w:t>Posicionar e apontar</w:t>
+            </w:r>
+          </w:p>
+        </w:tc>
+        <w:tc>
+          <w:tcPr>
+            <w:tcW w:w="2976" w:type="dxa"/>
+            <w:tcBorders>
+              <w:top w:val="nil"/>
+              <w:bottom w:val="nil"/>
+            </w:tcBorders>
+          </w:tcPr>
+          <w:p>
+            <w:pPr>
+              <w:spacing w:line="360" w:lineRule="auto"/>
+              <w:cnfStyle w:val="000000000000" w:firstRow="0" w:lastRow="0" w:firstColumn="0" w:lastColumn="0" w:oddVBand="0" w:evenVBand="0" w:oddHBand="0" w:evenHBand="0" w:firstRowFirstColumn="0" w:firstRowLastColumn="0" w:lastRowFirstColumn="0" w:lastRowLastColumn="0"/>
+              <w:rPr>
+                <w:rFonts w:ascii="Didot" w:hAnsi="Didot" w:cs="Didot"/>
+                <w:sz w:val="22"/>
+                <w:szCs w:val="22"/>
+              </w:rPr>
+            </w:pPr>
+            <w:r>
+              <w:rPr>
+                <w:rFonts w:ascii="Didot" w:hAnsi="Didot" w:cs="Didot"/>
+                <w:sz w:val="22"/>
+                <w:szCs w:val="22"/>
+              </w:rPr>
+              <w:t>Centraliza o robô e fixa a direção inicial</w:t>
+            </w:r>
+          </w:p>
+        </w:tc>
+        <w:tc>
+          <w:tcPr>
+            <w:tcW w:w="3386" w:type="dxa"/>
+            <w:tcBorders>
+              <w:top w:val="nil"/>
+              <w:bottom w:val="nil"/>
+            </w:tcBorders>
+          </w:tcPr>
+          <w:p>
+            <w:pPr>
+              <w:spacing w:line="360" w:lineRule="auto"/>
+              <w:cnfStyle w:val="000000000000" w:firstRow="0" w:lastRow="0" w:firstColumn="0" w:lastColumn="0" w:oddVBand="0" w:evenVBand="0" w:oddHBand="0" w:evenHBand="0" w:firstRowFirstColumn="0" w:firstRowLastColumn="0" w:lastRowFirstColumn="0" w:lastRowLastColumn="0"/>
+              <w:rPr>
+                <w:rFonts w:ascii="Didot" w:hAnsi="Didot" w:cs="Didot"/>
+                <w:sz w:val="22"/>
+                <w:szCs w:val="22"/>
+              </w:rPr>
+            </w:pPr>
+            <w:r>
+              <w:rPr>
+                <w:rFonts w:ascii="Didot" w:hAnsi="Didot" w:cs="Didot"/>
+                <w:sz w:val="22"/>
+                <w:szCs w:val="22"/>
+              </w:rPr>
+              <w:t>Garante que toda figura comece igual e fique enquadrada</w:t>
+            </w:r>
+          </w:p>
+        </w:tc>
+      </w:tr>
+      <w:tr>
+        <w:trPr>
+          <w:cnfStyle w:val="000000100000" w:firstRow="0" w:lastRow="0" w:firstColumn="0" w:lastColumn="0" w:oddVBand="0" w:evenVBand="0" w:oddHBand="1" w:evenHBand="0" w:firstRowFirstColumn="0" w:firstRowLastColumn="0" w:lastRowFirstColumn="0" w:lastRowLastColumn="0"/>
+        </w:trPr>
+        <w:tc>
+          <w:tcPr>
+            <w:cnfStyle w:val="001000000000" w:firstRow="0" w:lastRow="0" w:firstColumn="1" w:lastColumn="0" w:oddVBand="0" w:evenVBand="0" w:oddHBand="0" w:evenHBand="0" w:firstRowFirstColumn="0" w:firstRowLastColumn="0" w:lastRowFirstColumn="0" w:lastRowLastColumn="0"/>
+            <w:tcW w:w="2694" w:type="dxa"/>
+            <w:tcBorders>
+              <w:top w:val="nil"/>
+              <w:bottom w:val="nil"/>
+            </w:tcBorders>
+          </w:tcPr>
+          <w:p>
+            <w:pPr>
+              <w:spacing w:line="360" w:lineRule="auto"/>
+              <w:rPr>
+                <w:rFonts w:ascii="Didot" w:hAnsi="Didot" w:cs="Didot"/>
+                <w:b w:val="0"/>
+                <w:bCs w:val="0"/>
+                <w:sz w:val="22"/>
+                <w:szCs w:val="22"/>
+              </w:rPr>
+            </w:pPr>
+            <w:r>
+              <w:rPr>
+                <w:rFonts w:ascii="Didot" w:hAnsi="Didot" w:cs="Didot"/>
+                <w:b w:val="0"/>
+                <w:bCs w:val="0"/>
+                <w:sz w:val="22"/>
+                <w:szCs w:val="22"/>
+              </w:rPr>
+              <w:t xml:space="preserve">Perguntar </w:t>
+            </w:r>
+            <w:r>
+              <w:rPr>
+                <w:rFonts w:ascii="Courier New" w:hAnsi="Courier New" w:cs="Courier New"/>
+                <w:b w:val="0"/>
+                <w:bCs w:val="0"/>
+                <w:sz w:val="22"/>
+                <w:szCs w:val="22"/>
+              </w:rPr>
+              <w:t>n</w:t>
+            </w:r>
+            <w:r>
+              <w:rPr>
+                <w:rFonts w:ascii="Didot" w:hAnsi="Didot" w:cs="Didot"/>
+                <w:b w:val="0"/>
+                <w:bCs w:val="0"/>
+                <w:sz w:val="22"/>
+                <w:szCs w:val="22"/>
+              </w:rPr>
+              <w:t xml:space="preserve"> e t</w:t>
+            </w:r>
+            <w:r>
+              <w:rPr>
+                <w:rFonts w:ascii="Courier New" w:hAnsi="Courier New" w:cs="Courier New"/>
+                <w:b w:val="0"/>
+                <w:bCs w:val="0"/>
+                <w:sz w:val="22"/>
+                <w:szCs w:val="22"/>
+              </w:rPr>
+              <w:t>amanho</w:t>
+            </w:r>
+          </w:p>
+          <w:p>
+            <w:pPr>
+              <w:spacing w:line="360" w:lineRule="auto"/>
+              <w:rPr>
+                <w:rFonts w:ascii="Didot" w:hAnsi="Didot" w:cs="Didot"/>
+                <w:b w:val="0"/>
+                <w:bCs w:val="0"/>
+                <w:sz w:val="22"/>
+                <w:szCs w:val="22"/>
+              </w:rPr>
+            </w:pPr>
+          </w:p>
+        </w:tc>
+        <w:tc>
+          <w:tcPr>
+            <w:tcW w:w="2976" w:type="dxa"/>
+            <w:tcBorders>
+              <w:top w:val="nil"/>
+              <w:bottom w:val="nil"/>
+            </w:tcBorders>
+          </w:tcPr>
+          <w:p>
+            <w:pPr>
+              <w:spacing w:line="360" w:lineRule="auto"/>
+              <w:cnfStyle w:val="000000100000" w:firstRow="0" w:lastRow="0" w:firstColumn="0" w:lastColumn="0" w:oddVBand="0" w:evenVBand="0" w:oddHBand="1" w:evenHBand="0" w:firstRowFirstColumn="0" w:firstRowLastColumn="0" w:lastRowFirstColumn="0" w:lastRowLastColumn="0"/>
+              <w:rPr>
+                <w:rFonts w:ascii="Didot" w:hAnsi="Didot" w:cs="Didot"/>
+                <w:sz w:val="22"/>
+                <w:szCs w:val="22"/>
+              </w:rPr>
+            </w:pPr>
+            <w:r>
+              <w:rPr>
+                <w:rFonts w:ascii="Didot" w:hAnsi="Didot" w:cs="Didot"/>
+                <w:sz w:val="22"/>
+                <w:szCs w:val="22"/>
+              </w:rPr>
+              <w:t>Lê os dados de entrada do usuário</w:t>
+            </w:r>
+          </w:p>
+        </w:tc>
+        <w:tc>
+          <w:tcPr>
+            <w:tcW w:w="3386" w:type="dxa"/>
+            <w:tcBorders>
+              <w:top w:val="nil"/>
+              <w:bottom w:val="nil"/>
+            </w:tcBorders>
+          </w:tcPr>
+          <w:p>
+            <w:pPr>
+              <w:spacing w:line="360" w:lineRule="auto"/>
+              <w:cnfStyle w:val="000000100000" w:firstRow="0" w:lastRow="0" w:firstColumn="0" w:lastColumn="0" w:oddVBand="0" w:evenVBand="0" w:oddHBand="1" w:evenHBand="0" w:firstRowFirstColumn="0" w:firstRowLastColumn="0" w:lastRowFirstColumn="0" w:lastRowLastColumn="0"/>
+              <w:rPr>
+                <w:rFonts w:ascii="Didot" w:hAnsi="Didot" w:cs="Didot"/>
+                <w:sz w:val="22"/>
+                <w:szCs w:val="22"/>
+              </w:rPr>
+            </w:pPr>
+            <w:r>
+              <w:rPr>
+                <w:rFonts w:ascii="Didot" w:hAnsi="Didot" w:cs="Didot"/>
+                <w:sz w:val="22"/>
+                <w:szCs w:val="22"/>
+              </w:rPr>
+              <w:t>Torna o programa genérico (qualquer polígono)</w:t>
+            </w:r>
+          </w:p>
+        </w:tc>
+      </w:tr>
+      <w:tr>
+        <w:tc>
+          <w:tcPr>
+            <w:cnfStyle w:val="001000000000" w:firstRow="0" w:lastRow="0" w:firstColumn="1" w:lastColumn="0" w:oddVBand="0" w:evenVBand="0" w:oddHBand="0" w:evenHBand="0" w:firstRowFirstColumn="0" w:firstRowLastColumn="0" w:lastRowFirstColumn="0" w:lastRowLastColumn="0"/>
+            <w:tcW w:w="2694" w:type="dxa"/>
+            <w:tcBorders>
+              <w:top w:val="nil"/>
+              <w:bottom w:val="nil"/>
+            </w:tcBorders>
+          </w:tcPr>
+          <w:p>
+            <w:pPr>
+              <w:spacing w:line="360" w:lineRule="auto"/>
+              <w:rPr>
+                <w:rFonts w:ascii="Didot" w:hAnsi="Didot" w:cs="Didot"/>
+                <w:b w:val="0"/>
+                <w:bCs w:val="0"/>
+                <w:sz w:val="22"/>
+                <w:szCs w:val="22"/>
+              </w:rPr>
+            </w:pPr>
+            <w:r>
+              <w:rPr>
+                <w:rFonts w:ascii="Didot" w:hAnsi="Didot" w:cs="Didot"/>
+                <w:b w:val="0"/>
+                <w:bCs w:val="0"/>
+                <w:sz w:val="22"/>
+                <w:szCs w:val="22"/>
+              </w:rPr>
+              <w:t xml:space="preserve">Validar </w:t>
+            </w:r>
+            <m:oMath>
+              <m:r>
+                <w:rPr>
+                  <w:rFonts w:ascii="Cambria Math" w:hAnsi="Cambria Math" w:cs="Didot"/>
+                  <w:sz w:val="22"/>
+                  <w:szCs w:val="22"/>
+                </w:rPr>
+                <m:t>n≥3</m:t>
+              </m:r>
+            </m:oMath>
+          </w:p>
+        </w:tc>
+        <w:tc>
+          <w:tcPr>
+            <w:tcW w:w="2976" w:type="dxa"/>
+            <w:tcBorders>
+              <w:top w:val="nil"/>
+              <w:bottom w:val="nil"/>
+            </w:tcBorders>
+          </w:tcPr>
+          <w:p>
+            <w:pPr>
+              <w:spacing w:line="360" w:lineRule="auto"/>
+              <w:cnfStyle w:val="000000000000" w:firstRow="0" w:lastRow="0" w:firstColumn="0" w:lastColumn="0" w:oddVBand="0" w:evenVBand="0" w:oddHBand="0" w:evenHBand="0" w:firstRowFirstColumn="0" w:firstRowLastColumn="0" w:lastRowFirstColumn="0" w:lastRowLastColumn="0"/>
+              <w:rPr>
+                <w:rFonts w:ascii="Didot" w:hAnsi="Didot" w:cs="Didot"/>
+                <w:sz w:val="22"/>
+                <w:szCs w:val="22"/>
+              </w:rPr>
+            </w:pPr>
+            <w:r>
+              <w:rPr>
+                <w:rFonts w:ascii="Didot" w:hAnsi="Didot" w:cs="Didot"/>
+                <w:sz w:val="22"/>
+                <w:szCs w:val="22"/>
+              </w:rPr>
+              <w:t>Bloqueia entradas inválidas</w:t>
+            </w:r>
+          </w:p>
+        </w:tc>
+        <w:tc>
+          <w:tcPr>
+            <w:tcW w:w="3386" w:type="dxa"/>
+            <w:tcBorders>
+              <w:top w:val="nil"/>
+              <w:bottom w:val="nil"/>
+            </w:tcBorders>
+          </w:tcPr>
+          <w:p>
+            <w:pPr>
+              <w:spacing w:line="360" w:lineRule="auto"/>
+              <w:cnfStyle w:val="000000000000" w:firstRow="0" w:lastRow="0" w:firstColumn="0" w:lastColumn="0" w:oddVBand="0" w:evenVBand="0" w:oddHBand="0" w:evenHBand="0" w:firstRowFirstColumn="0" w:firstRowLastColumn="0" w:lastRowFirstColumn="0" w:lastRowLastColumn="0"/>
+              <w:rPr>
+                <w:rFonts w:ascii="Didot" w:hAnsi="Didot" w:cs="Didot"/>
+                <w:sz w:val="22"/>
+                <w:szCs w:val="22"/>
+              </w:rPr>
+            </w:pPr>
+            <w:r>
+              <w:rPr>
+                <w:rFonts w:ascii="Didot" w:hAnsi="Didot" w:cs="Didot"/>
+                <w:sz w:val="22"/>
+                <w:szCs w:val="22"/>
+              </w:rPr>
+              <w:t xml:space="preserve">Com </w:t>
+            </w:r>
+            <m:oMath>
+              <m:r>
+                <w:rPr>
+                  <w:rFonts w:ascii="Cambria Math" w:hAnsi="Cambria Math" w:cs="Didot"/>
+                  <w:sz w:val="22"/>
+                  <w:szCs w:val="22"/>
+                </w:rPr>
+                <m:t>n&lt;3</m:t>
+              </m:r>
+            </m:oMath>
+            <w:r>
+              <w:rPr>
+                <w:rFonts w:ascii="Didot" w:hAnsi="Didot" w:cs="Didot"/>
+                <w:sz w:val="22"/>
+                <w:szCs w:val="22"/>
+              </w:rPr>
+              <w:t xml:space="preserve"> não existe polígono</w:t>
+            </w:r>
+          </w:p>
+          <w:p>
+            <w:pPr>
+              <w:spacing w:line="360" w:lineRule="auto"/>
+              <w:cnfStyle w:val="000000000000" w:firstRow="0" w:lastRow="0" w:firstColumn="0" w:lastColumn="0" w:oddVBand="0" w:evenVBand="0" w:oddHBand="0" w:evenHBand="0" w:firstRowFirstColumn="0" w:firstRowLastColumn="0" w:lastRowFirstColumn="0" w:lastRowLastColumn="0"/>
+              <w:rPr>
+                <w:rFonts w:ascii="Didot" w:hAnsi="Didot" w:cs="Didot"/>
+                <w:sz w:val="22"/>
+                <w:szCs w:val="22"/>
+              </w:rPr>
+            </w:pPr>
+          </w:p>
+        </w:tc>
+      </w:tr>
+      <w:tr>
+        <w:trPr>
+          <w:cnfStyle w:val="000000100000" w:firstRow="0" w:lastRow="0" w:firstColumn="0" w:lastColumn="0" w:oddVBand="0" w:evenVBand="0" w:oddHBand="1" w:evenHBand="0" w:firstRowFirstColumn="0" w:firstRowLastColumn="0" w:lastRowFirstColumn="0" w:lastRowLastColumn="0"/>
+        </w:trPr>
+        <w:tc>
+          <w:tcPr>
+            <w:cnfStyle w:val="001000000000" w:firstRow="0" w:lastRow="0" w:firstColumn="1" w:lastColumn="0" w:oddVBand="0" w:evenVBand="0" w:oddHBand="0" w:evenHBand="0" w:firstRowFirstColumn="0" w:firstRowLastColumn="0" w:lastRowFirstColumn="0" w:lastRowLastColumn="0"/>
+            <w:tcW w:w="2694" w:type="dxa"/>
+            <w:tcBorders>
+              <w:top w:val="nil"/>
+              <w:bottom w:val="nil"/>
+            </w:tcBorders>
+          </w:tcPr>
+          <w:p>
+            <w:pPr>
+              <w:spacing w:line="360" w:lineRule="auto"/>
+              <w:rPr>
+                <w:rFonts w:ascii="Didot" w:hAnsi="Didot" w:cs="Didot"/>
+                <w:sz w:val="22"/>
+                <w:szCs w:val="22"/>
+              </w:rPr>
+            </w:pPr>
+            <w:r>
+              <w:rPr>
+                <w:rFonts w:ascii="Didot" w:hAnsi="Didot" w:cs="Didot"/>
+                <w:b w:val="0"/>
+                <w:bCs w:val="0"/>
+                <w:sz w:val="22"/>
+                <w:szCs w:val="22"/>
+              </w:rPr>
+              <w:t xml:space="preserve">Calcular: </w:t>
+            </w:r>
+            <m:oMath>
+              <m:r>
+                <w:rPr>
+                  <w:rFonts w:ascii="Cambria Math" w:hAnsi="Cambria Math" w:cs="Didot"/>
+                  <w:sz w:val="22"/>
+                  <w:szCs w:val="22"/>
+                </w:rPr>
+                <m:t>ângulo=</m:t>
+              </m:r>
+              <m:f>
+                <m:fPr>
+                  <m:ctrlPr>
+                    <w:rPr>
+                      <w:rFonts w:ascii="Cambria Math" w:hAnsi="Cambria Math" w:cs="Didot"/>
+                      <w:b w:val="0"/>
+                      <w:bCs w:val="0"/>
+                      <w:sz w:val="22"/>
+                      <w:szCs w:val="22"/>
+                    </w:rPr>
+                  </m:ctrlPr>
+                </m:fPr>
+                <m:num>
+                  <m:r>
+                    <w:rPr>
+                      <w:rFonts w:ascii="Cambria Math" w:hAnsi="Cambria Math" w:cs="Didot"/>
+                      <w:sz w:val="22"/>
+                      <w:szCs w:val="22"/>
+                    </w:rPr>
+                    <m:t>360</m:t>
+                  </m:r>
+                </m:num>
+                <m:den>
+                  <m:r>
+                    <w:rPr>
+                      <w:rFonts w:ascii="Cambria Math" w:hAnsi="Cambria Math" w:cs="Didot"/>
+                      <w:sz w:val="22"/>
+                      <w:szCs w:val="22"/>
+                    </w:rPr>
+                    <m:t>n</m:t>
+                  </m:r>
+                </m:den>
+              </m:f>
+            </m:oMath>
+          </w:p>
+        </w:tc>
+        <w:tc>
+          <w:tcPr>
+            <w:tcW w:w="2976" w:type="dxa"/>
+            <w:tcBorders>
+              <w:top w:val="nil"/>
+              <w:bottom w:val="nil"/>
+            </w:tcBorders>
+          </w:tcPr>
+          <w:p>
+            <w:pPr>
+              <w:spacing w:line="360" w:lineRule="auto"/>
+              <w:cnfStyle w:val="000000100000" w:firstRow="0" w:lastRow="0" w:firstColumn="0" w:lastColumn="0" w:oddVBand="0" w:evenVBand="0" w:oddHBand="1" w:evenHBand="0" w:firstRowFirstColumn="0" w:firstRowLastColumn="0" w:lastRowFirstColumn="0" w:lastRowLastColumn="0"/>
+              <w:rPr>
+                <w:rFonts w:ascii="Didot" w:hAnsi="Didot" w:cs="Didot"/>
+                <w:sz w:val="22"/>
+                <w:szCs w:val="22"/>
+              </w:rPr>
+            </w:pPr>
+            <w:r>
+              <w:rPr>
+                <w:rFonts w:ascii="Didot" w:hAnsi="Didot" w:cs="Didot"/>
+                <w:sz w:val="22"/>
+                <w:szCs w:val="22"/>
+              </w:rPr>
+              <w:t>Define o giro de cada vértice</w:t>
+            </w:r>
+          </w:p>
+        </w:tc>
+        <w:tc>
+          <w:tcPr>
+            <w:tcW w:w="3386" w:type="dxa"/>
+            <w:tcBorders>
+              <w:top w:val="nil"/>
+              <w:bottom w:val="nil"/>
+            </w:tcBorders>
+          </w:tcPr>
+          <w:p>
+            <w:pPr>
+              <w:spacing w:line="360" w:lineRule="auto"/>
+              <w:cnfStyle w:val="000000100000" w:firstRow="0" w:lastRow="0" w:firstColumn="0" w:lastColumn="0" w:oddVBand="0" w:evenVBand="0" w:oddHBand="1" w:evenHBand="0" w:firstRowFirstColumn="0" w:firstRowLastColumn="0" w:lastRowFirstColumn="0" w:lastRowLastColumn="0"/>
+              <w:rPr>
+                <w:rFonts w:ascii="Didot" w:hAnsi="Didot" w:cs="Didot"/>
+                <w:sz w:val="22"/>
+                <w:szCs w:val="22"/>
+              </w:rPr>
+            </w:pPr>
+            <w:r>
+              <w:rPr>
+                <w:rFonts w:ascii="Didot" w:hAnsi="Didot" w:cs="Didot"/>
+                <w:sz w:val="22"/>
+                <w:szCs w:val="22"/>
+              </w:rPr>
+              <w:t>Ponto central do algoritmo</w:t>
+            </w:r>
+          </w:p>
+        </w:tc>
+      </w:tr>
+      <w:tr>
+        <w:tc>
+          <w:tcPr>
+            <w:cnfStyle w:val="001000000000" w:firstRow="0" w:lastRow="0" w:firstColumn="1" w:lastColumn="0" w:oddVBand="0" w:evenVBand="0" w:oddHBand="0" w:evenHBand="0" w:firstRowFirstColumn="0" w:firstRowLastColumn="0" w:lastRowFirstColumn="0" w:lastRowLastColumn="0"/>
+            <w:tcW w:w="2694" w:type="dxa"/>
+            <w:tcBorders>
+              <w:top w:val="nil"/>
+              <w:bottom w:val="nil"/>
+            </w:tcBorders>
+          </w:tcPr>
+          <w:p>
+            <w:pPr>
+              <w:spacing w:line="360" w:lineRule="auto"/>
+              <w:rPr>
+                <w:rFonts w:ascii="Didot" w:hAnsi="Didot" w:cs="Didot"/>
+                <w:b w:val="0"/>
+                <w:bCs w:val="0"/>
+                <w:sz w:val="22"/>
+                <w:szCs w:val="22"/>
+              </w:rPr>
+            </w:pPr>
+            <w:r>
+              <w:rPr>
+                <w:rFonts w:ascii="Didot" w:hAnsi="Didot" w:cs="Didot"/>
+                <w:b w:val="0"/>
+                <w:bCs w:val="0"/>
+                <w:sz w:val="22"/>
+                <w:szCs w:val="22"/>
+              </w:rPr>
+              <w:t>Caneta para baixo</w:t>
+            </w:r>
+          </w:p>
+        </w:tc>
+        <w:tc>
+          <w:tcPr>
+            <w:tcW w:w="2976" w:type="dxa"/>
+            <w:tcBorders>
+              <w:top w:val="nil"/>
+              <w:bottom w:val="nil"/>
+            </w:tcBorders>
+          </w:tcPr>
+          <w:p>
+            <w:pPr>
+              <w:spacing w:line="360" w:lineRule="auto"/>
+              <w:cnfStyle w:val="000000000000" w:firstRow="0" w:lastRow="0" w:firstColumn="0" w:lastColumn="0" w:oddVBand="0" w:evenVBand="0" w:oddHBand="0" w:evenHBand="0" w:firstRowFirstColumn="0" w:firstRowLastColumn="0" w:lastRowFirstColumn="0" w:lastRowLastColumn="0"/>
+              <w:rPr>
+                <w:rFonts w:ascii="Didot" w:hAnsi="Didot" w:cs="Didot"/>
+                <w:sz w:val="22"/>
+                <w:szCs w:val="22"/>
+              </w:rPr>
+            </w:pPr>
+            <w:r>
+              <w:rPr>
+                <w:rFonts w:ascii="Didot" w:hAnsi="Didot" w:cs="Didot"/>
+                <w:sz w:val="22"/>
+                <w:szCs w:val="22"/>
+              </w:rPr>
+              <w:t>Ativa o "rastro"</w:t>
+            </w:r>
+          </w:p>
+        </w:tc>
+        <w:tc>
+          <w:tcPr>
+            <w:tcW w:w="3386" w:type="dxa"/>
+            <w:tcBorders>
+              <w:top w:val="nil"/>
+              <w:bottom w:val="nil"/>
+            </w:tcBorders>
+          </w:tcPr>
+          <w:p>
+            <w:pPr>
+              <w:spacing w:line="360" w:lineRule="auto"/>
+              <w:cnfStyle w:val="000000000000" w:firstRow="0" w:lastRow="0" w:firstColumn="0" w:lastColumn="0" w:oddVBand="0" w:evenVBand="0" w:oddHBand="0" w:evenHBand="0" w:firstRowFirstColumn="0" w:firstRowLastColumn="0" w:lastRowFirstColumn="0" w:lastRowLastColumn="0"/>
+              <w:rPr>
+                <w:rFonts w:ascii="Didot" w:hAnsi="Didot" w:cs="Didot"/>
+                <w:sz w:val="22"/>
+                <w:szCs w:val="22"/>
+              </w:rPr>
+            </w:pPr>
+            <w:r>
+              <w:rPr>
+                <w:rFonts w:ascii="Didot" w:hAnsi="Didot" w:cs="Didot"/>
+                <w:sz w:val="22"/>
+                <w:szCs w:val="22"/>
+              </w:rPr>
+              <w:t>Sem isso o robô se move mas não desenha</w:t>
+            </w:r>
+          </w:p>
+        </w:tc>
+      </w:tr>
+      <w:tr>
+        <w:trPr>
+          <w:cnfStyle w:val="000000100000" w:firstRow="0" w:lastRow="0" w:firstColumn="0" w:lastColumn="0" w:oddVBand="0" w:evenVBand="0" w:oddHBand="1" w:evenHBand="0" w:firstRowFirstColumn="0" w:firstRowLastColumn="0" w:lastRowFirstColumn="0" w:lastRowLastColumn="0"/>
+        </w:trPr>
+        <w:tc>
+          <w:tcPr>
+            <w:cnfStyle w:val="001000000000" w:firstRow="0" w:lastRow="0" w:firstColumn="1" w:lastColumn="0" w:oddVBand="0" w:evenVBand="0" w:oddHBand="0" w:evenHBand="0" w:firstRowFirstColumn="0" w:firstRowLastColumn="0" w:lastRowFirstColumn="0" w:lastRowLastColumn="0"/>
+            <w:tcW w:w="2694" w:type="dxa"/>
+            <w:tcBorders>
+              <w:top w:val="nil"/>
+              <w:bottom w:val="nil"/>
+            </w:tcBorders>
+          </w:tcPr>
+          <w:p>
+            <w:pPr>
+              <w:spacing w:line="360" w:lineRule="auto"/>
+              <w:rPr>
+                <w:rFonts w:ascii="Didot" w:hAnsi="Didot" w:cs="Didot"/>
+                <w:b w:val="0"/>
+                <w:bCs w:val="0"/>
+                <w:sz w:val="22"/>
+                <w:szCs w:val="22"/>
+              </w:rPr>
+            </w:pPr>
+            <w:r>
+              <w:rPr>
+                <w:rFonts w:ascii="Didot" w:hAnsi="Didot" w:cs="Didot"/>
+                <w:b w:val="0"/>
+                <w:bCs w:val="0"/>
+                <w:sz w:val="22"/>
+                <w:szCs w:val="22"/>
+              </w:rPr>
+              <w:t xml:space="preserve">Laço </w:t>
+            </w:r>
+            <w:r>
+              <w:rPr>
+                <w:rFonts w:ascii="Courier New" w:hAnsi="Courier New" w:cs="Courier New"/>
+                <w:b w:val="0"/>
+                <w:bCs w:val="0"/>
+                <w:sz w:val="22"/>
+                <w:szCs w:val="22"/>
+              </w:rPr>
+              <w:t>repetir n vezes</w:t>
+            </w:r>
+          </w:p>
+        </w:tc>
+        <w:tc>
+          <w:tcPr>
+            <w:tcW w:w="2976" w:type="dxa"/>
+            <w:tcBorders>
+              <w:top w:val="nil"/>
+              <w:bottom w:val="nil"/>
+            </w:tcBorders>
+          </w:tcPr>
+          <w:p>
+            <w:pPr>
+              <w:spacing w:line="360" w:lineRule="auto"/>
+              <w:cnfStyle w:val="000000100000" w:firstRow="0" w:lastRow="0" w:firstColumn="0" w:lastColumn="0" w:oddVBand="0" w:evenVBand="0" w:oddHBand="1" w:evenHBand="0" w:firstRowFirstColumn="0" w:firstRowLastColumn="0" w:lastRowFirstColumn="0" w:lastRowLastColumn="0"/>
+              <w:rPr>
+                <w:rFonts w:ascii="Didot" w:hAnsi="Didot" w:cs="Didot"/>
+                <w:sz w:val="22"/>
+                <w:szCs w:val="22"/>
+              </w:rPr>
+            </w:pPr>
+            <w:r>
+              <w:rPr>
+                <w:rFonts w:ascii="Didot" w:hAnsi="Didot" w:cs="Didot"/>
+                <w:sz w:val="22"/>
+                <w:szCs w:val="22"/>
+              </w:rPr>
+              <w:t xml:space="preserve">Desenha um lado e gira, </w:t>
+            </w:r>
+            <m:oMath>
+              <m:r>
+                <w:rPr>
+                  <w:rFonts w:ascii="Cambria Math" w:hAnsi="Cambria Math" w:cs="Didot"/>
+                  <w:sz w:val="22"/>
+                  <w:szCs w:val="22"/>
+                </w:rPr>
+                <m:t>n</m:t>
+              </m:r>
+            </m:oMath>
+            <w:r>
+              <w:rPr>
+                <w:rFonts w:ascii="Didot" w:hAnsi="Didot" w:cs="Didot"/>
+                <w:sz w:val="22"/>
+                <w:szCs w:val="22"/>
+              </w:rPr>
+              <w:t xml:space="preserve"> vezes</w:t>
+            </w:r>
+          </w:p>
+        </w:tc>
+        <w:tc>
+          <w:tcPr>
+            <w:tcW w:w="3386" w:type="dxa"/>
+            <w:tcBorders>
+              <w:top w:val="nil"/>
+              <w:bottom w:val="nil"/>
+            </w:tcBorders>
+          </w:tcPr>
+          <w:p>
+            <w:pPr>
+              <w:spacing w:line="360" w:lineRule="auto"/>
+              <w:cnfStyle w:val="000000100000" w:firstRow="0" w:lastRow="0" w:firstColumn="0" w:lastColumn="0" w:oddVBand="0" w:evenVBand="0" w:oddHBand="1" w:evenHBand="0" w:firstRowFirstColumn="0" w:firstRowLastColumn="0" w:lastRowFirstColumn="0" w:lastRowLastColumn="0"/>
+              <w:rPr>
+                <w:rFonts w:ascii="Didot" w:hAnsi="Didot" w:cs="Didot"/>
+                <w:sz w:val="22"/>
+                <w:szCs w:val="22"/>
+              </w:rPr>
+            </w:pPr>
+            <w:r>
+              <w:rPr>
+                <w:rFonts w:ascii="Didot" w:hAnsi="Didot" w:cs="Didot"/>
+                <w:sz w:val="22"/>
+                <w:szCs w:val="22"/>
+              </w:rPr>
+              <w:t>Reaproveita a mesma lógica para todos os lados</w:t>
+            </w:r>
+          </w:p>
+        </w:tc>
+      </w:tr>
+      <w:tr>
+        <w:tc>
+          <w:tcPr>
+            <w:cnfStyle w:val="001000000000" w:firstRow="0" w:lastRow="0" w:firstColumn="1" w:lastColumn="0" w:oddVBand="0" w:evenVBand="0" w:oddHBand="0" w:evenHBand="0" w:firstRowFirstColumn="0" w:firstRowLastColumn="0" w:lastRowFirstColumn="0" w:lastRowLastColumn="0"/>
+            <w:tcW w:w="2694" w:type="dxa"/>
+            <w:tcBorders>
+              <w:top w:val="nil"/>
+            </w:tcBorders>
+          </w:tcPr>
+          <w:p>
+            <w:pPr>
+              <w:spacing w:line="360" w:lineRule="auto"/>
+              <w:rPr>
+                <w:rFonts w:ascii="Didot" w:hAnsi="Didot" w:cs="Didot"/>
+                <w:b w:val="0"/>
+                <w:bCs w:val="0"/>
+                <w:sz w:val="22"/>
+                <w:szCs w:val="22"/>
+              </w:rPr>
+            </w:pPr>
+            <w:r>
+              <w:rPr>
+                <w:rFonts w:ascii="Didot" w:hAnsi="Didot" w:cs="Didot"/>
+                <w:b w:val="0"/>
+                <w:bCs w:val="0"/>
+                <w:sz w:val="22"/>
+                <w:szCs w:val="22"/>
+              </w:rPr>
+              <w:t>Caneta para cima</w:t>
+            </w:r>
+          </w:p>
+        </w:tc>
+        <w:tc>
+          <w:tcPr>
+            <w:tcW w:w="2976" w:type="dxa"/>
+            <w:tcBorders>
+              <w:top w:val="nil"/>
+            </w:tcBorders>
+          </w:tcPr>
+          <w:p>
+            <w:pPr>
+              <w:spacing w:line="360" w:lineRule="auto"/>
+              <w:cnfStyle w:val="000000000000" w:firstRow="0" w:lastRow="0" w:firstColumn="0" w:lastColumn="0" w:oddVBand="0" w:evenVBand="0" w:oddHBand="0" w:evenHBand="0" w:firstRowFirstColumn="0" w:firstRowLastColumn="0" w:lastRowFirstColumn="0" w:lastRowLastColumn="0"/>
+              <w:rPr>
+                <w:rFonts w:ascii="Didot" w:hAnsi="Didot" w:cs="Didot"/>
+                <w:sz w:val="22"/>
+                <w:szCs w:val="22"/>
+              </w:rPr>
+            </w:pPr>
+            <w:r>
+              <w:rPr>
+                <w:rFonts w:ascii="Didot" w:hAnsi="Didot" w:cs="Didot"/>
+                <w:sz w:val="22"/>
+                <w:szCs w:val="22"/>
+              </w:rPr>
+              <w:t>Desativa o rastro</w:t>
+            </w:r>
+          </w:p>
+        </w:tc>
+        <w:tc>
+          <w:tcPr>
+            <w:tcW w:w="3386" w:type="dxa"/>
+            <w:tcBorders>
+              <w:top w:val="nil"/>
+            </w:tcBorders>
+          </w:tcPr>
+          <w:p>
+            <w:pPr>
+              <w:spacing w:line="360" w:lineRule="auto"/>
+              <w:cnfStyle w:val="000000000000" w:firstRow="0" w:lastRow="0" w:firstColumn="0" w:lastColumn="0" w:oddVBand="0" w:evenVBand="0" w:oddHBand="0" w:evenHBand="0" w:firstRowFirstColumn="0" w:firstRowLastColumn="0" w:lastRowFirstColumn="0" w:lastRowLastColumn="0"/>
+              <w:rPr>
+                <w:rFonts w:ascii="Didot" w:hAnsi="Didot" w:cs="Didot"/>
+                <w:sz w:val="22"/>
+                <w:szCs w:val="22"/>
+              </w:rPr>
+            </w:pPr>
+            <w:r>
+              <w:rPr>
+                <w:rFonts w:ascii="Didot" w:hAnsi="Didot" w:cs="Didot"/>
+                <w:sz w:val="22"/>
+                <w:szCs w:val="22"/>
+              </w:rPr>
+              <w:t>Evita riscos indesejados após terminar</w:t>
+            </w:r>
+          </w:p>
+        </w:tc>
+      </w:tr>
+    </w:tbl>
+    <w:p>
+      <w:pPr>
+        <w:pStyle w:val="Heading2"/>
+      </w:pPr>
+    </w:p>
+    <w:p>
+      <w:pPr>
+        <w:pStyle w:val="Heading2"/>
+      </w:pPr>
+    </w:p>
+    <w:p>
+      <w:pPr>
+        <w:pStyle w:val="Heading2"/>
+      </w:pPr>
+    </w:p>
+    <w:p/>
+    <w:p>
+      <w:pPr>
+        <w:pStyle w:val="Heading2"/>
+      </w:pPr>
+      <w:r>
+        <w:lastRenderedPageBreak/>
+        <w:t>TESTES</w:t>
+      </w:r>
+    </w:p>
+    <w:p>
+      <w:r>
+        <w:rPr>
           <w:rFonts w:ascii="Didot" w:hAnsi="Didot" w:cs="Didot" w:hint="cs"/>
           <w:sz w:val="22"/>
           <w:szCs w:val="22"/>
         </w:rPr>
         <w:t>n = 3 (triângulo)</w:t>
       </w:r>
-      <w:r>
-        <w:rPr>
-          <w:rFonts w:ascii="Didot" w:hAnsi="Didot" w:cs="Didot" w:hint="cs"/>
-          <w:sz w:val="22"/>
-          <w:szCs w:val="22"/>
-        </w:rPr>
-        <w:br/>
-      </w:r>
-      <w:r>
+    </w:p>
+    <w:p>
+      <w:pPr>
+        <w:jc w:val="center"/>
+      </w:pPr>
+      <w:r>
+        <w:rPr>
+          <w:noProof/>
+        </w:rPr>
+        <w:drawing>
+          <wp:inline distT="0" distB="0" distL="0" distR="0" wp14:anchorId="4668E1F2" wp14:editId="40B0E219">
+            <wp:extent cx="3839398" cy="2905170"/>
+            <wp:effectExtent l="0" t="0" r="0" b="3175"/>
+            <wp:docPr id="1223282474" name="Picture 2"/>
+            <wp:cNvGraphicFramePr>
+              <a:graphicFrameLocks xmlns:a="http://schemas.openxmlformats.org/drawingml/2006/main" noChangeAspect="1"/>
+            </wp:cNvGraphicFramePr>
+            <a:graphic xmlns:a="http://schemas.openxmlformats.org/drawingml/2006/main">
+              <a:graphicData uri="http://schemas.openxmlformats.org/drawingml/2006/picture">
+                <pic:pic xmlns:pic="http://schemas.openxmlformats.org/drawingml/2006/picture">
+                  <pic:nvPicPr>
+                    <pic:cNvPr id="1223282474" name="Picture 1223282474"/>
+                    <pic:cNvPicPr/>
+                  </pic:nvPicPr>
+                  <pic:blipFill>
+                    <a:blip r:embed="rId6">
+                      <a:extLst>
+                        <a:ext uri="{28A0092B-C50C-407E-A947-70E740481C1C}">
+                          <a14:useLocalDpi xmlns:a14="http://schemas.microsoft.com/office/drawing/2010/main" val="0"/>
+                        </a:ext>
+                      </a:extLst>
+                    </a:blip>
+                    <a:stretch>
+                      <a:fillRect/>
+                    </a:stretch>
+                  </pic:blipFill>
+                  <pic:spPr>
+                    <a:xfrm>
+                      <a:off x="0" y="0"/>
+                      <a:ext cx="3917266" cy="2964090"/>
+                    </a:xfrm>
+                    <a:prstGeom prst="rect">
+                      <a:avLst/>
+                    </a:prstGeom>
+                  </pic:spPr>
+                </pic:pic>
+              </a:graphicData>
+            </a:graphic>
+          </wp:inline>
+        </w:drawing>
+      </w:r>
+    </w:p>
+    <w:p/>
+    <w:p>
+      <w:r>
+        <w:rPr>
+          <w:rFonts w:ascii="Didot" w:hAnsi="Didot" w:cs="Didot" w:hint="cs"/>
+          <w:sz w:val="22"/>
+          <w:szCs w:val="22"/>
+        </w:rPr>
+        <w:t>n = 4 (quadrado)</w:t>
+      </w:r>
+    </w:p>
+    <w:p>
+      <w:pPr>
+        <w:jc w:val="center"/>
+      </w:pPr>
+      <w:r>
+        <w:rPr>
+          <w:noProof/>
+        </w:rPr>
+        <w:drawing>
+          <wp:inline distT="0" distB="0" distL="0" distR="0" wp14:anchorId="5CDEA31C" wp14:editId="10788425">
+            <wp:extent cx="3851068" cy="2910177"/>
+            <wp:effectExtent l="0" t="0" r="0" b="0"/>
+            <wp:docPr id="1960350288" name="Picture 3"/>
+            <wp:cNvGraphicFramePr>
+              <a:graphicFrameLocks xmlns:a="http://schemas.openxmlformats.org/drawingml/2006/main" noChangeAspect="1"/>
+            </wp:cNvGraphicFramePr>
+            <a:graphic xmlns:a="http://schemas.openxmlformats.org/drawingml/2006/main">
+              <a:graphicData uri="http://schemas.openxmlformats.org/drawingml/2006/picture">
+                <pic:pic xmlns:pic="http://schemas.openxmlformats.org/drawingml/2006/picture">
+                  <pic:nvPicPr>
+                    <pic:cNvPr id="1960350288" name="Picture 1960350288"/>
+                    <pic:cNvPicPr/>
+                  </pic:nvPicPr>
+                  <pic:blipFill>
+                    <a:blip r:embed="rId7">
+                      <a:extLst>
+                        <a:ext uri="{28A0092B-C50C-407E-A947-70E740481C1C}">
+                          <a14:useLocalDpi xmlns:a14="http://schemas.microsoft.com/office/drawing/2010/main" val="0"/>
+                        </a:ext>
+                      </a:extLst>
+                    </a:blip>
+                    <a:stretch>
+                      <a:fillRect/>
+                    </a:stretch>
+                  </pic:blipFill>
+                  <pic:spPr>
+                    <a:xfrm>
+                      <a:off x="0" y="0"/>
+                      <a:ext cx="3932588" cy="2971780"/>
+                    </a:xfrm>
+                    <a:prstGeom prst="rect">
+                      <a:avLst/>
+                    </a:prstGeom>
+                  </pic:spPr>
+                </pic:pic>
+              </a:graphicData>
+            </a:graphic>
+          </wp:inline>
+        </w:drawing>
+      </w:r>
+    </w:p>
+    <w:p/>
+    <w:p>
+      <w:pPr>
         <w:rPr>
           <w:rFonts w:ascii="Didot" w:hAnsi="Didot" w:cs="Didot"/>
           <w:sz w:val="22"/>
           <w:szCs w:val="22"/>
         </w:rPr>
-        <w:tab/>
-      </w:r>
-      <w:r>
-        <w:rPr>
-          <w:rFonts w:ascii="Didot" w:hAnsi="Didot" w:cs="Didot" w:hint="cs"/>
-          <w:sz w:val="22"/>
-          <w:szCs w:val="22"/>
-        </w:rPr>
-        <w:t>n = 4 (quadrado)</w:t>
-      </w:r>
-      <w:r>
-        <w:rPr>
-          <w:rFonts w:ascii="Didot" w:hAnsi="Didot" w:cs="Didot" w:hint="cs"/>
-          <w:sz w:val="22"/>
-          <w:szCs w:val="22"/>
-        </w:rPr>
-        <w:br/>
-      </w:r>
-      <w:r>
+      </w:pPr>
+    </w:p>
+    <w:p>
+      <w:pPr>
         <w:rPr>
           <w:rFonts w:ascii="Didot" w:hAnsi="Didot" w:cs="Didot"/>
           <w:sz w:val="22"/>
           <w:szCs w:val="22"/>
         </w:rPr>
-        <w:tab/>
-      </w:r>
-      <w:r>
-        <w:rPr>
-          <w:rFonts w:ascii="Didot" w:hAnsi="Didot" w:cs="Didot" w:hint="cs"/>
-          <w:sz w:val="22"/>
-          <w:szCs w:val="22"/>
-        </w:rPr>
+      </w:pPr>
+    </w:p>
+    <w:p>
+      <w:pPr>
+        <w:rPr>
+          <w:rFonts w:ascii="Didot" w:hAnsi="Didot" w:cs="Didot"/>
+          <w:sz w:val="22"/>
+          <w:szCs w:val="22"/>
+        </w:rPr>
+      </w:pPr>
+    </w:p>
+    <w:p>
+      <w:pPr>
+        <w:rPr>
+          <w:rFonts w:ascii="Didot" w:hAnsi="Didot" w:cs="Didot"/>
+          <w:sz w:val="22"/>
+          <w:szCs w:val="22"/>
+        </w:rPr>
+      </w:pPr>
+    </w:p>
+    <w:p>
+      <w:r>
+        <w:rPr>
+          <w:rFonts w:ascii="Didot" w:hAnsi="Didot" w:cs="Didot" w:hint="cs"/>
+          <w:sz w:val="22"/>
+          <w:szCs w:val="22"/>
+        </w:rPr>
+        <w:lastRenderedPageBreak/>
         <w:t>n = 6 (hexágono)</w:t>
       </w:r>
     </w:p>
     <w:p>
       <w:pPr>
-        <w:pStyle w:val="NormalWeb"/>
-        <w:spacing w:before="0" w:beforeAutospacing="0" w:after="0" w:afterAutospacing="0" w:line="360" w:lineRule="auto"/>
-        <w:rPr>
-          <w:rFonts w:ascii="Didot" w:hAnsi="Didot" w:cs="Didot" w:hint="cs"/>
-          <w:sz w:val="22"/>
-          <w:szCs w:val="22"/>
-        </w:rPr>
-      </w:pPr>
-      <w:r>
-        <w:rPr>
-          <w:rFonts w:ascii="Didot" w:hAnsi="Didot" w:cs="Didot"/>
-          <w:sz w:val="22"/>
-          <w:szCs w:val="22"/>
-        </w:rPr>
-        <w:t xml:space="preserve">- </w:t>
-      </w:r>
-      <w:r>
-        <w:rPr>
-          <w:rFonts w:ascii="Didot" w:hAnsi="Didot" w:cs="Didot" w:hint="cs"/>
-          <w:sz w:val="22"/>
-          <w:szCs w:val="22"/>
-        </w:rPr>
-        <w:t>Análise:</w:t>
-      </w:r>
-      <w:r>
-        <w:rPr>
-          <w:rFonts w:ascii="Didot" w:hAnsi="Didot" w:cs="Didot" w:hint="cs"/>
-          <w:sz w:val="22"/>
-          <w:szCs w:val="22"/>
-        </w:rPr>
-        <w:br/>
-      </w:r>
-      <w:r>
-        <w:rPr>
-          <w:rFonts w:ascii="Didot" w:hAnsi="Didot" w:cs="Didot"/>
-          <w:sz w:val="22"/>
-          <w:szCs w:val="22"/>
-        </w:rPr>
-        <w:tab/>
-        <w:t xml:space="preserve">- </w:t>
-      </w:r>
-      <w:r>
-        <w:rPr>
-          <w:rFonts w:ascii="Didot" w:hAnsi="Didot" w:cs="Didot" w:hint="cs"/>
-          <w:sz w:val="22"/>
-          <w:szCs w:val="22"/>
-        </w:rPr>
-        <w:t>O que acontece quando n aumenta?</w:t>
-      </w:r>
-      <w:r>
-        <w:rPr>
-          <w:rFonts w:ascii="Didot" w:hAnsi="Didot" w:cs="Didot" w:hint="cs"/>
-          <w:sz w:val="22"/>
-          <w:szCs w:val="22"/>
-        </w:rPr>
-        <w:br/>
-      </w:r>
-      <w:r>
-        <w:rPr>
-          <w:rFonts w:ascii="Didot" w:hAnsi="Didot" w:cs="Didot"/>
-          <w:sz w:val="22"/>
-          <w:szCs w:val="22"/>
-        </w:rPr>
-        <w:tab/>
-        <w:t xml:space="preserve">- </w:t>
-      </w:r>
-      <w:r>
-        <w:rPr>
-          <w:rFonts w:ascii="Didot" w:hAnsi="Didot" w:cs="Didot" w:hint="cs"/>
-          <w:sz w:val="22"/>
-          <w:szCs w:val="22"/>
-        </w:rPr>
-        <w:t>O que muda no desenho?</w:t>
-      </w:r>
-    </w:p>
-    <w:p>
-      <w:pPr>
-        <w:pStyle w:val="NormalWeb"/>
-        <w:spacing w:before="0" w:beforeAutospacing="0" w:after="0" w:afterAutospacing="0" w:line="360" w:lineRule="auto"/>
-        <w:rPr>
-          <w:rFonts w:ascii="Apple Color Emoji" w:hAnsi="Apple Color Emoji" w:cs="Apple Color Emoji"/>
-          <w:sz w:val="22"/>
-          <w:szCs w:val="22"/>
-        </w:rPr>
-      </w:pPr>
-    </w:p>
-    <w:p>
-      <w:pPr>
-        <w:pStyle w:val="NormalWeb"/>
-        <w:spacing w:before="0" w:beforeAutospacing="0" w:after="0" w:afterAutospacing="0" w:line="360" w:lineRule="auto"/>
-        <w:rPr>
-          <w:rFonts w:ascii="Didot" w:hAnsi="Didot" w:cs="Didot" w:hint="cs"/>
-        </w:rPr>
-      </w:pPr>
-      <w:r>
-        <w:rPr>
-          <w:rFonts w:ascii="Didot" w:hAnsi="Didot" w:cs="Didot" w:hint="cs"/>
-          <w:sz w:val="22"/>
-          <w:szCs w:val="22"/>
-        </w:rPr>
-        <w:t>Dica: Quanto maior o n, mais a figura</w:t>
-      </w:r>
-      <w:r>
-        <w:rPr>
-          <w:rFonts w:ascii="Didot" w:hAnsi="Didot" w:cs="Didot" w:hint="cs"/>
-        </w:rPr>
-        <w:t xml:space="preserve"> se aproxima de um círculo.</w:t>
-      </w:r>
-    </w:p>
-    <w:p>
-      <w:pPr>
-        <w:spacing w:after="0" w:line="360" w:lineRule="auto"/>
-        <w:rPr>
-          <w:rFonts w:ascii="Didot" w:hAnsi="Didot" w:cs="Didot"/>
-        </w:rPr>
-      </w:pPr>
-    </w:p>
-    <w:p>
-      <w:pPr>
-        <w:spacing w:after="0" w:line="360" w:lineRule="auto"/>
-        <w:rPr>
-          <w:rFonts w:ascii="Didot" w:hAnsi="Didot" w:cs="Didot" w:hint="cs"/>
-        </w:rPr>
-      </w:pPr>
-    </w:p>
+        <w:jc w:val="center"/>
+      </w:pPr>
+      <w:r>
+        <w:rPr>
+          <w:noProof/>
+        </w:rPr>
+        <w:drawing>
+          <wp:inline distT="0" distB="0" distL="0" distR="0" wp14:anchorId="523DE0C0" wp14:editId="0BF98931">
+            <wp:extent cx="3896304" cy="2926311"/>
+            <wp:effectExtent l="0" t="0" r="3175" b="0"/>
+            <wp:docPr id="427377335" name="Picture 4"/>
+            <wp:cNvGraphicFramePr>
+              <a:graphicFrameLocks xmlns:a="http://schemas.openxmlformats.org/drawingml/2006/main" noChangeAspect="1"/>
+            </wp:cNvGraphicFramePr>
+            <a:graphic xmlns:a="http://schemas.openxmlformats.org/drawingml/2006/main">
+              <a:graphicData uri="http://schemas.openxmlformats.org/drawingml/2006/picture">
+                <pic:pic xmlns:pic="http://schemas.openxmlformats.org/drawingml/2006/picture">
+                  <pic:nvPicPr>
+                    <pic:cNvPr id="427377335" name="Picture 427377335"/>
+                    <pic:cNvPicPr/>
+                  </pic:nvPicPr>
+                  <pic:blipFill>
+                    <a:blip r:embed="rId8">
+                      <a:extLst>
+                        <a:ext uri="{28A0092B-C50C-407E-A947-70E740481C1C}">
+                          <a14:useLocalDpi xmlns:a14="http://schemas.microsoft.com/office/drawing/2010/main" val="0"/>
+                        </a:ext>
+                      </a:extLst>
+                    </a:blip>
+                    <a:stretch>
+                      <a:fillRect/>
+                    </a:stretch>
+                  </pic:blipFill>
+                  <pic:spPr>
+                    <a:xfrm>
+                      <a:off x="0" y="0"/>
+                      <a:ext cx="3917025" cy="2941874"/>
+                    </a:xfrm>
+                    <a:prstGeom prst="rect">
+                      <a:avLst/>
+                    </a:prstGeom>
+                  </pic:spPr>
+                </pic:pic>
+              </a:graphicData>
+            </a:graphic>
+          </wp:inline>
+        </w:drawing>
+      </w:r>
+    </w:p>
+    <w:p/>
+    <w:p/>
+    <w:p>
+      <w:pPr>
+        <w:pStyle w:val="Heading2"/>
+      </w:pPr>
+      <w:r>
+        <w:t xml:space="preserve">ANÁLISE: </w:t>
+      </w:r>
+      <w:r>
+        <w:t>O quê acontece quando n aumenta?</w:t>
+      </w:r>
+    </w:p>
+    <w:p>
+      <w:pPr>
+        <w:rPr>
+          <w:rFonts w:ascii="Didot" w:hAnsi="Didot" w:cs="Didot" w:hint="cs"/>
+        </w:rPr>
+      </w:pPr>
+      <w:r>
+        <w:rPr>
+          <w:rFonts w:ascii="Didot" w:hAnsi="Didot" w:cs="Didot" w:hint="cs"/>
+        </w:rPr>
+        <w:t>-</w:t>
+      </w:r>
+      <w:r>
+        <w:rPr>
+          <w:rFonts w:ascii="Didot" w:hAnsi="Didot" w:cs="Didot" w:hint="cs"/>
+        </w:rPr>
+        <w:t xml:space="preserve"> </w:t>
+      </w:r>
+      <w:r>
+        <w:rPr>
+          <w:rFonts w:ascii="Didot" w:hAnsi="Didot" w:cs="Didot" w:hint="cs"/>
+        </w:rPr>
+        <w:t xml:space="preserve">O ângulo de giro </w:t>
+      </w:r>
+      <m:oMath>
+        <m:r>
+          <w:rPr>
+            <w:rFonts w:ascii="Cambria Math" w:hAnsi="Cambria Math" w:cs="Didot" w:hint="cs"/>
+          </w:rPr>
+          <m:t>θ=</m:t>
+        </m:r>
+        <m:f>
+          <m:fPr>
+            <m:ctrlPr>
+              <w:rPr>
+                <w:rFonts w:ascii="Cambria Math" w:hAnsi="Cambria Math" w:cs="Didot" w:hint="cs"/>
+              </w:rPr>
+            </m:ctrlPr>
+          </m:fPr>
+          <m:num>
+            <m:r>
+              <w:rPr>
+                <w:rFonts w:ascii="Cambria Math" w:hAnsi="Cambria Math" w:cs="Didot" w:hint="cs"/>
+              </w:rPr>
+              <m:t>360</m:t>
+            </m:r>
+          </m:num>
+          <m:den>
+            <m:r>
+              <w:rPr>
+                <w:rFonts w:ascii="Cambria Math" w:hAnsi="Cambria Math" w:cs="Didot" w:hint="cs"/>
+              </w:rPr>
+              <m:t>n</m:t>
+            </m:r>
+          </m:den>
+        </m:f>
+      </m:oMath>
+      <w:r>
+        <w:rPr>
+          <w:rFonts w:ascii="Didot" w:hAnsi="Didot" w:cs="Didot" w:hint="cs"/>
+        </w:rPr>
+        <w:t xml:space="preserve"> , diminui (giros mais suaves)</w:t>
+      </w:r>
+    </w:p>
+    <w:p>
+      <w:pPr>
+        <w:rPr>
+          <w:rFonts w:ascii="Didot" w:hAnsi="Didot" w:cs="Didot" w:hint="cs"/>
+        </w:rPr>
+      </w:pPr>
+      <w:r>
+        <w:rPr>
+          <w:rFonts w:ascii="Didot" w:hAnsi="Didot" w:cs="Didot" w:hint="cs"/>
+        </w:rPr>
+        <w:t xml:space="preserve">- O ângulo interno </w:t>
+      </w:r>
+      <m:oMath>
+        <m:r>
+          <w:rPr>
+            <w:rFonts w:ascii="Cambria Math" w:hAnsi="Cambria Math" w:cs="Didot" w:hint="cs"/>
+          </w:rPr>
+          <m:t>180-θ</m:t>
+        </m:r>
+      </m:oMath>
+      <w:r>
+        <w:rPr>
+          <w:rFonts w:ascii="Didot" w:hAnsi="Didot" w:cs="Didot" w:hint="cs"/>
+        </w:rPr>
+        <w:t xml:space="preserve">, aumenta, tendendo a </w:t>
+      </w:r>
+      <m:oMath>
+        <m:sSup>
+          <m:sSupPr>
+            <m:ctrlPr>
+              <w:rPr>
+                <w:rFonts w:ascii="Cambria Math" w:hAnsi="Cambria Math" w:cs="Didot" w:hint="cs"/>
+              </w:rPr>
+            </m:ctrlPr>
+          </m:sSupPr>
+          <m:e>
+            <m:r>
+              <w:rPr>
+                <w:rFonts w:ascii="Cambria Math" w:hAnsi="Cambria Math" w:cs="Didot" w:hint="cs"/>
+              </w:rPr>
+              <m:t>180</m:t>
+            </m:r>
+          </m:e>
+          <m:sup>
+            <m:r>
+              <w:rPr>
+                <w:rFonts w:ascii="Cambria Math" w:hAnsi="Cambria Math" w:cs="Didot" w:hint="cs"/>
+              </w:rPr>
+              <m:t>∘</m:t>
+            </m:r>
+          </m:sup>
+        </m:sSup>
+      </m:oMath>
+    </w:p>
+    <w:p>
+      <w:pPr>
+        <w:rPr>
+          <w:rFonts w:ascii="Didot" w:hAnsi="Didot" w:cs="Didot" w:hint="cs"/>
+        </w:rPr>
+      </w:pPr>
+      <w:r>
+        <w:rPr>
+          <w:rFonts w:ascii="Didot" w:hAnsi="Didot" w:cs="Didot" w:hint="cs"/>
+        </w:rPr>
+        <w:t>- O número de vértices aumenta</w:t>
+      </w:r>
+    </w:p>
+    <w:p>
+      <w:pPr>
+        <w:rPr>
+          <w:rFonts w:ascii="Didot" w:hAnsi="Didot" w:cs="Didot" w:hint="cs"/>
+        </w:rPr>
+      </w:pPr>
+      <w:r>
+        <w:rPr>
+          <w:rFonts w:ascii="Didot" w:hAnsi="Didot" w:cs="Didot" w:hint="cs"/>
+        </w:rPr>
+        <w:t>- O perímetro aumenta</w:t>
+      </w:r>
+    </w:p>
+    <w:p>
+      <w:pPr>
+        <w:rPr>
+          <w:rFonts w:ascii="Didot" w:hAnsi="Didot" w:cs="Didot" w:hint="cs"/>
+        </w:rPr>
+      </w:pPr>
+      <w:r>
+        <w:rPr>
+          <w:rFonts w:ascii="Didot" w:hAnsi="Didot" w:cs="Didot" w:hint="cs"/>
+        </w:rPr>
+        <w:t>- A aparência se aproxima a de um círculo</w:t>
+      </w:r>
+    </w:p>
+    <w:p>
+      <w:pPr>
+        <w:rPr>
+          <w:rFonts w:ascii="Didot" w:hAnsi="Didot" w:cs="Didot" w:hint="cs"/>
+        </w:rPr>
+      </w:pPr>
+    </w:p>
+    <w:p>
+      <w:pPr>
+        <w:rPr>
+          <w:rFonts w:ascii="Didot" w:hAnsi="Didot" w:cs="Didot" w:hint="cs"/>
+        </w:rPr>
+      </w:pPr>
+      <w:r>
+        <w:rPr>
+          <w:rFonts w:ascii="Didot" w:hAnsi="Didot" w:cs="Didot" w:hint="cs"/>
+        </w:rPr>
+        <w:t xml:space="preserve">Quando </w:t>
+      </w:r>
+      <m:oMath>
+        <m:r>
+          <w:rPr>
+            <w:rFonts w:ascii="Cambria Math" w:hAnsi="Cambria Math" w:cs="Didot" w:hint="cs"/>
+          </w:rPr>
+          <m:t>n→∞</m:t>
+        </m:r>
+      </m:oMath>
+      <w:r>
+        <w:rPr>
+          <w:rFonts w:ascii="Didot" w:hAnsi="Didot" w:cs="Didot" w:hint="cs"/>
+        </w:rPr>
+        <w:t xml:space="preserve">, o ângulo de giro tende a </w:t>
+      </w:r>
+      <m:oMath>
+        <m:sSup>
+          <m:sSupPr>
+            <m:ctrlPr>
+              <w:rPr>
+                <w:rFonts w:ascii="Cambria Math" w:hAnsi="Cambria Math" w:cs="Didot" w:hint="cs"/>
+              </w:rPr>
+            </m:ctrlPr>
+          </m:sSupPr>
+          <m:e>
+            <m:r>
+              <w:rPr>
+                <w:rFonts w:ascii="Cambria Math" w:hAnsi="Cambria Math" w:cs="Didot" w:hint="cs"/>
+              </w:rPr>
+              <m:t>0</m:t>
+            </m:r>
+          </m:e>
+          <m:sup>
+            <m:r>
+              <w:rPr>
+                <w:rFonts w:ascii="Cambria Math" w:hAnsi="Cambria Math" w:cs="Didot" w:hint="cs"/>
+              </w:rPr>
+              <m:t>∘</m:t>
+            </m:r>
+          </m:sup>
+        </m:sSup>
+      </m:oMath>
+      <w:r>
+        <w:rPr>
+          <w:rFonts w:ascii="Didot" w:hAnsi="Didot" w:cs="Didot" w:hint="cs"/>
+        </w:rPr>
+        <w:t>, os lados ficam menores e o contorno converge para uma circunferência.</w:t>
+      </w:r>
+    </w:p>
+    <w:p/>
     <w:sectPr>
       <w:pgSz w:w="11901" w:h="16817"/>
       <w:pgMar w:top="1701" w:right="1134" w:bottom="1134" w:left="1701" w:header="709" w:footer="709" w:gutter="0"/>
@@ -1454,10 +2823,9 @@
     <w:next w:val="Normal"/>
     <w:link w:val="Heading2Char"/>
     <w:uiPriority w:val="9"/>
-    <w:semiHidden/>
     <w:unhideWhenUsed/>
     <w:qFormat/>
-    <w:rsid w:val="001B37B8"/>
+    <w:rsid w:val="0024690E"/>
     <w:pPr>
       <w:keepNext/>
       <w:keepLines/>
@@ -1465,9 +2833,9 @@
       <w:outlineLvl w:val="1"/>
     </w:pPr>
     <w:rPr>
-      <w:rFonts w:asciiTheme="majorHAnsi" w:eastAsiaTheme="majorEastAsia" w:hAnsiTheme="majorHAnsi" w:cstheme="majorBidi"/>
-      <w:color w:val="0F4761" w:themeColor="accent1" w:themeShade="BF"/>
-      <w:sz w:val="32"/>
+      <w:rFonts w:ascii="Didot" w:eastAsiaTheme="majorEastAsia" w:hAnsi="Didot" w:cs="Times New Roman (Headings CS)"/>
+      <w:b/>
+      <w:caps/>
       <w:szCs w:val="32"/>
     </w:rPr>
   </w:style>
@@ -1477,10 +2845,9 @@
     <w:next w:val="Normal"/>
     <w:link w:val="Heading3Char"/>
     <w:uiPriority w:val="9"/>
-    <w:semiHidden/>
     <w:unhideWhenUsed/>
     <w:qFormat/>
-    <w:rsid w:val="001B37B8"/>
+    <w:rsid w:val="0024690E"/>
     <w:pPr>
       <w:keepNext/>
       <w:keepLines/>
@@ -1488,9 +2855,8 @@
       <w:outlineLvl w:val="2"/>
     </w:pPr>
     <w:rPr>
-      <w:rFonts w:eastAsiaTheme="majorEastAsia" w:cstheme="majorBidi"/>
-      <w:color w:val="0F4761" w:themeColor="accent1" w:themeShade="BF"/>
-      <w:sz w:val="28"/>
+      <w:rFonts w:ascii="Didot" w:eastAsiaTheme="majorEastAsia" w:hAnsi="Didot" w:cstheme="majorBidi"/>
+      <w:b/>
       <w:szCs w:val="28"/>
     </w:rPr>
   </w:style>
@@ -1671,12 +3037,11 @@
     <w:basedOn w:val="DefaultParagraphFont"/>
     <w:link w:val="Heading2"/>
     <w:uiPriority w:val="9"/>
-    <w:semiHidden/>
-    <w:rsid w:val="001B37B8"/>
+    <w:rsid w:val="0024690E"/>
     <w:rPr>
-      <w:rFonts w:asciiTheme="majorHAnsi" w:eastAsiaTheme="majorEastAsia" w:hAnsiTheme="majorHAnsi" w:cstheme="majorBidi"/>
-      <w:color w:val="0F4761" w:themeColor="accent1" w:themeShade="BF"/>
-      <w:sz w:val="32"/>
+      <w:rFonts w:ascii="Didot" w:eastAsiaTheme="majorEastAsia" w:hAnsi="Didot" w:cs="Times New Roman (Headings CS)"/>
+      <w:b/>
+      <w:caps/>
       <w:szCs w:val="32"/>
     </w:rPr>
   </w:style>
@@ -1685,12 +3050,10 @@
     <w:basedOn w:val="DefaultParagraphFont"/>
     <w:link w:val="Heading3"/>
     <w:uiPriority w:val="9"/>
-    <w:semiHidden/>
-    <w:rsid w:val="001B37B8"/>
+    <w:rsid w:val="0024690E"/>
     <w:rPr>
-      <w:rFonts w:eastAsiaTheme="majorEastAsia" w:cstheme="majorBidi"/>
-      <w:color w:val="0F4761" w:themeColor="accent1" w:themeShade="BF"/>
-      <w:sz w:val="28"/>
+      <w:rFonts w:ascii="Didot" w:eastAsiaTheme="majorEastAsia" w:hAnsi="Didot" w:cstheme="majorBidi"/>
+      <w:b/>
       <w:szCs w:val="28"/>
     </w:rPr>
   </w:style>
@@ -1966,7 +3329,6 @@
     <w:name w:val="Normal (Web)"/>
     <w:basedOn w:val="Normal"/>
     <w:uiPriority w:val="99"/>
-    <w:semiHidden/>
     <w:unhideWhenUsed/>
     <w:rsid w:val="009D0329"/>
     <w:pPr>
@@ -1987,6 +3349,86 @@
     <w:rPr>
       <w:color w:val="666666"/>
     </w:rPr>
+  </w:style>
+  <w:style w:type="table" w:styleId="PlainTable2">
+    <w:name w:val="Plain Table 2"/>
+    <w:basedOn w:val="TableNormal"/>
+    <w:uiPriority w:val="42"/>
+    <w:rsid w:val="00662873"/>
+    <w:pPr>
+      <w:spacing w:after="0" w:line="240" w:lineRule="auto"/>
+    </w:pPr>
+    <w:tblPr>
+      <w:tblStyleRowBandSize w:val="1"/>
+      <w:tblStyleColBandSize w:val="1"/>
+      <w:tblBorders>
+        <w:top w:val="single" w:sz="4" w:space="0" w:color="7F7F7F" w:themeColor="text1" w:themeTint="80"/>
+        <w:bottom w:val="single" w:sz="4" w:space="0" w:color="7F7F7F" w:themeColor="text1" w:themeTint="80"/>
+      </w:tblBorders>
+    </w:tblPr>
+    <w:tblStylePr w:type="firstRow">
+      <w:rPr>
+        <w:b/>
+        <w:bCs/>
+      </w:rPr>
+      <w:tblPr/>
+      <w:tcPr>
+        <w:tcBorders>
+          <w:bottom w:val="single" w:sz="4" w:space="0" w:color="7F7F7F" w:themeColor="text1" w:themeTint="80"/>
+        </w:tcBorders>
+      </w:tcPr>
+    </w:tblStylePr>
+    <w:tblStylePr w:type="lastRow">
+      <w:rPr>
+        <w:b/>
+        <w:bCs/>
+      </w:rPr>
+      <w:tblPr/>
+      <w:tcPr>
+        <w:tcBorders>
+          <w:top w:val="single" w:sz="4" w:space="0" w:color="7F7F7F" w:themeColor="text1" w:themeTint="80"/>
+        </w:tcBorders>
+      </w:tcPr>
+    </w:tblStylePr>
+    <w:tblStylePr w:type="firstCol">
+      <w:rPr>
+        <w:b/>
+        <w:bCs/>
+      </w:rPr>
+    </w:tblStylePr>
+    <w:tblStylePr w:type="lastCol">
+      <w:rPr>
+        <w:b/>
+        <w:bCs/>
+      </w:rPr>
+    </w:tblStylePr>
+    <w:tblStylePr w:type="band1Vert">
+      <w:tblPr/>
+      <w:tcPr>
+        <w:tcBorders>
+          <w:left w:val="single" w:sz="4" w:space="0" w:color="7F7F7F" w:themeColor="text1" w:themeTint="80"/>
+          <w:right w:val="single" w:sz="4" w:space="0" w:color="7F7F7F" w:themeColor="text1" w:themeTint="80"/>
+        </w:tcBorders>
+      </w:tcPr>
+    </w:tblStylePr>
+    <w:tblStylePr w:type="band2Vert">
+      <w:tblPr/>
+      <w:tcPr>
+        <w:tcBorders>
+          <w:left w:val="single" w:sz="4" w:space="0" w:color="7F7F7F" w:themeColor="text1" w:themeTint="80"/>
+          <w:right w:val="single" w:sz="4" w:space="0" w:color="7F7F7F" w:themeColor="text1" w:themeTint="80"/>
+        </w:tcBorders>
+      </w:tcPr>
+    </w:tblStylePr>
+    <w:tblStylePr w:type="band1Horz">
+      <w:tblPr/>
+      <w:tcPr>
+        <w:tcBorders>
+          <w:top w:val="single" w:sz="4" w:space="0" w:color="7F7F7F" w:themeColor="text1" w:themeTint="80"/>
+          <w:bottom w:val="single" w:sz="4" w:space="0" w:color="7F7F7F" w:themeColor="text1" w:themeTint="80"/>
+        </w:tcBorders>
+      </w:tcPr>
+    </w:tblStylePr>
   </w:style>
 </w:styles>
 </file>
